--- a/Documentação/educafinanca.docx
+++ b/Documentação/educafinanca.docx
@@ -1,6 +1,6 @@
 
 <file path=word/document.xml><?xml version="1.0" encoding="utf-8"?>
-<w:document xmlns:wpc="http://schemas.microsoft.com/office/word/2010/wordprocessingCanvas" xmlns:cx="http://schemas.microsoft.com/office/drawing/2014/chartex" xmlns:cx1="http://schemas.microsoft.com/office/drawing/2015/9/8/chartex" xmlns:cx2="http://schemas.microsoft.com/office/drawing/2015/10/21/chartex" xmlns:cx3="http://schemas.microsoft.com/office/drawing/2016/5/9/chartex" xmlns:cx4="http://schemas.microsoft.com/office/drawing/2016/5/10/chartex" xmlns:cx5="http://schemas.microsoft.com/office/drawing/2016/5/11/chartex" xmlns:cx6="http://schemas.microsoft.com/office/drawing/2016/5/12/chartex" xmlns:cx7="http://schemas.microsoft.com/office/drawing/2016/5/13/chartex" xmlns:cx8="http://schemas.microsoft.com/office/drawing/2016/5/14/chartex" xmlns:mc="http://schemas.openxmlformats.org/markup-compatibility/2006" xmlns:aink="http://schemas.microsoft.com/office/drawing/2016/ink" xmlns:am3d="http://schemas.microsoft.com/office/drawing/2017/model3d" xmlns:o="urn:schemas-microsoft-com:office:office" xmlns:oel="http://schemas.microsoft.com/office/2019/extlst" xmlns:r="http://schemas.openxmlformats.org/officeDocument/2006/relationships" xmlns:m="http://schemas.openxmlformats.org/officeDocument/2006/math" xmlns:v="urn:schemas-microsoft-com:vml" xmlns:wp14="http://schemas.microsoft.com/office/word/2010/wordprocessingDrawing" xmlns:wp="http://schemas.openxmlformats.org/drawingml/2006/wordprocessingDrawing" xmlns:w10="urn:schemas-microsoft-com:office:word" xmlns:w="http://schemas.openxmlformats.org/wordprocessingml/2006/main" xmlns:w14="http://schemas.microsoft.com/office/word/2010/wordml" xmlns:w15="http://schemas.microsoft.com/office/word/2012/wordml" xmlns:w16cex="http://schemas.microsoft.com/office/word/2018/wordml/cex" xmlns:w16cid="http://schemas.microsoft.com/office/word/2016/wordml/cid" xmlns:w16="http://schemas.microsoft.com/office/word/2018/wordml" xmlns:w16du="http://schemas.microsoft.com/office/word/2023/wordml/word16du" xmlns:w16sdtdh="http://schemas.microsoft.com/office/word/2020/wordml/sdtdatahash" xmlns:w16sdtfl="http://schemas.microsoft.com/office/word/2024/wordml/sdtformatlock" xmlns:w16se="http://schemas.microsoft.com/office/word/2015/wordml/symex" xmlns:wpg="http://schemas.microsoft.com/office/word/2010/wordprocessingGroup" xmlns:wpi="http://schemas.microsoft.com/office/word/2010/wordprocessingInk" xmlns:wne="http://schemas.microsoft.com/office/word/2006/wordml" xmlns:wps="http://schemas.microsoft.com/office/word/2010/wordprocessingShape" mc:Ignorable="w14 w15 w16se w16cid w16 w16cex w16sdtdh w16sdtfl w16du wp14">
+<w:document xmlns:wpc="http://schemas.microsoft.com/office/word/2010/wordprocessingCanvas" xmlns:cx="http://schemas.microsoft.com/office/drawing/2014/chartex" xmlns:cx1="http://schemas.microsoft.com/office/drawing/2015/9/8/chartex" xmlns:cx2="http://schemas.microsoft.com/office/drawing/2015/10/21/chartex" xmlns:cx3="http://schemas.microsoft.com/office/drawing/2016/5/9/chartex" xmlns:cx4="http://schemas.microsoft.com/office/drawing/2016/5/10/chartex" xmlns:cx5="http://schemas.microsoft.com/office/drawing/2016/5/11/chartex" xmlns:cx6="http://schemas.microsoft.com/office/drawing/2016/5/12/chartex" xmlns:cx7="http://schemas.microsoft.com/office/drawing/2016/5/13/chartex" xmlns:cx8="http://schemas.microsoft.com/office/drawing/2016/5/14/chartex" xmlns:mc="http://schemas.openxmlformats.org/markup-compatibility/2006" xmlns:aink="http://schemas.microsoft.com/office/drawing/2016/ink" xmlns:am3d="http://schemas.microsoft.com/office/drawing/2017/model3d" xmlns:o="urn:schemas-microsoft-com:office:office" xmlns:r="http://schemas.openxmlformats.org/officeDocument/2006/relationships" xmlns:m="http://schemas.openxmlformats.org/officeDocument/2006/math" xmlns:v="urn:schemas-microsoft-com:vml" xmlns:wp14="http://schemas.microsoft.com/office/word/2010/wordprocessingDrawing" xmlns:wp="http://schemas.openxmlformats.org/drawingml/2006/wordprocessingDrawing" xmlns:w10="urn:schemas-microsoft-com:office:word" xmlns:w="http://schemas.openxmlformats.org/wordprocessingml/2006/main" xmlns:w14="http://schemas.microsoft.com/office/word/2010/wordml" xmlns:w15="http://schemas.microsoft.com/office/word/2012/wordml" xmlns:w16cid="http://schemas.microsoft.com/office/word/2016/wordml/cid" xmlns:w16se="http://schemas.microsoft.com/office/word/2015/wordml/symex" xmlns:wpg="http://schemas.microsoft.com/office/word/2010/wordprocessingGroup" xmlns:wpi="http://schemas.microsoft.com/office/word/2010/wordprocessingInk" xmlns:wne="http://schemas.microsoft.com/office/word/2006/wordml" xmlns:wps="http://schemas.microsoft.com/office/word/2010/wordprocessingShape" mc:Ignorable="w14 w15 w16se w16cid wp14">
   <w:body>
     <w:p>
       <w:pPr>
@@ -69,9 +69,9 @@
               </wp:inline>
             </w:drawing>
           </mc:Choice>
-          <mc:Fallback>
+          <mc:Fallback xmlns:w16sdtfl="http://schemas.microsoft.com/office/word/2024/wordml/sdtformatlock" xmlns:w16sdtdh="http://schemas.microsoft.com/office/word/2020/wordml/sdtdatahash" xmlns:w16du="http://schemas.microsoft.com/office/word/2023/wordml/word16du" xmlns:w16="http://schemas.microsoft.com/office/word/2018/wordml" xmlns:w16cex="http://schemas.microsoft.com/office/word/2018/wordml/cex" xmlns:oel="http://schemas.microsoft.com/office/2019/extlst">
             <w:pict>
-              <v:rect w14:anchorId="2A86CD5C" id="Retângulo 41" o:spid="_x0000_s1026" style="width:425.2pt;height:.1pt;visibility:visible;mso-wrap-style:square;mso-left-percent:-10001;mso-top-percent:-10001;mso-position-horizontal:absolute;mso-position-horizontal-relative:char;mso-position-vertical:absolute;mso-position-vertical-relative:line;mso-left-percent:-10001;mso-top-percent:-10001;v-text-anchor:top" o:gfxdata="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" filled="f">
+              <v:rect w14:anchorId="2A86CD5C" id="Retângulo 41" o:spid="_x0000_s1026" style="width:425.2pt;height:.1pt;visibility:visible;mso-wrap-style:square;mso-left-percent:-10001;mso-top-percent:-10001;mso-position-horizontal:absolute;mso-position-horizontal-relative:char;mso-position-vertical:absolute;mso-position-vertical-relative:line;mso-left-percent:-10001;mso-top-percent:-10001;v-text-anchor:top" o:gfxdata="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" filled="f">
                 <w10:anchorlock/>
               </v:rect>
             </w:pict>
@@ -329,6 +329,12 @@
                 <w:rFonts w:eastAsia="Times New Roman"/>
               </w:rPr>
             </w:pPr>
+            <w:r>
+              <w:rPr>
+                <w:rFonts w:eastAsia="Times New Roman"/>
+              </w:rPr>
+              <w:t>31/07/2026</w:t>
+            </w:r>
           </w:p>
         </w:tc>
         <w:tc>
@@ -341,6 +347,12 @@
                 <w:rFonts w:eastAsia="Times New Roman"/>
               </w:rPr>
             </w:pPr>
+            <w:r>
+              <w:rPr>
+                <w:rFonts w:eastAsia="Times New Roman"/>
+              </w:rPr>
+              <w:t>2.0</w:t>
+            </w:r>
           </w:p>
         </w:tc>
         <w:tc>
@@ -353,6 +365,12 @@
                 <w:rFonts w:eastAsia="Times New Roman"/>
               </w:rPr>
             </w:pPr>
+            <w:r>
+              <w:rPr>
+                <w:rFonts w:eastAsia="Times New Roman"/>
+              </w:rPr>
+              <w:t>Alteração de dados de acordo com as mudanças feitas.</w:t>
+            </w:r>
           </w:p>
         </w:tc>
         <w:tc>
@@ -365,6 +383,12 @@
                 <w:rFonts w:eastAsia="Times New Roman"/>
               </w:rPr>
             </w:pPr>
+            <w:r>
+              <w:rPr>
+                <w:rFonts w:eastAsia="Times New Roman"/>
+              </w:rPr>
+              <w:t>Júlia G.</w:t>
+            </w:r>
           </w:p>
         </w:tc>
         <w:tc>
@@ -567,9 +591,9 @@
               </wp:inline>
             </w:drawing>
           </mc:Choice>
-          <mc:Fallback>
+          <mc:Fallback xmlns:w16sdtfl="http://schemas.microsoft.com/office/word/2024/wordml/sdtformatlock" xmlns:w16sdtdh="http://schemas.microsoft.com/office/word/2020/wordml/sdtdatahash" xmlns:w16du="http://schemas.microsoft.com/office/word/2023/wordml/word16du" xmlns:w16="http://schemas.microsoft.com/office/word/2018/wordml" xmlns:w16cex="http://schemas.microsoft.com/office/word/2018/wordml/cex" xmlns:oel="http://schemas.microsoft.com/office/2019/extlst">
             <w:pict>
-              <v:rect w14:anchorId="0BDAD942" id="Retângulo 40" o:spid="_x0000_s1026" style="width:425.2pt;height:.1pt;visibility:visible;mso-wrap-style:square;mso-left-percent:-10001;mso-top-percent:-10001;mso-position-horizontal:absolute;mso-position-horizontal-relative:char;mso-position-vertical:absolute;mso-position-vertical-relative:line;mso-left-percent:-10001;mso-top-percent:-10001;v-text-anchor:top" o:gfxdata="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" filled="f">
+              <v:rect w14:anchorId="0BDAD942" id="Retângulo 40" o:spid="_x0000_s1026" style="width:425.2pt;height:.1pt;visibility:visible;mso-wrap-style:square;mso-left-percent:-10001;mso-top-percent:-10001;mso-position-horizontal:absolute;mso-position-horizontal-relative:char;mso-position-vertical:absolute;mso-position-vertical-relative:line;mso-left-percent:-10001;mso-top-percent:-10001;v-text-anchor:top" o:gfxdata="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" filled="f">
                 <w10:anchorlock/>
               </v:rect>
             </w:pict>
@@ -622,11 +646,26 @@
       </w:r>
       <w:proofErr w:type="spellStart"/>
       <w:r>
-        <w:t>quizes</w:t>
+        <w:t>quiz</w:t>
+      </w:r>
+      <w:r>
+        <w:t>z</w:t>
+      </w:r>
+      <w:r>
+        <w:t>es</w:t>
       </w:r>
       <w:proofErr w:type="spellEnd"/>
       <w:r>
-        <w:t>), utilização de simuladores financeiros e acompanhamento de desempenho por meio de rankings.</w:t>
+        <w:t xml:space="preserve">), </w:t>
+      </w:r>
+      <w:r>
+        <w:t xml:space="preserve">tela de relatórios financeiros </w:t>
+      </w:r>
+      <w:r>
+        <w:t xml:space="preserve">e </w:t>
+      </w:r>
+      <w:r>
+        <w:t>tela de investimentos com adição de metas financeiras.</w:t>
       </w:r>
     </w:p>
     <w:p>
@@ -699,9 +738,9 @@
               </wp:inline>
             </w:drawing>
           </mc:Choice>
-          <mc:Fallback>
+          <mc:Fallback xmlns:w16sdtfl="http://schemas.microsoft.com/office/word/2024/wordml/sdtformatlock" xmlns:w16sdtdh="http://schemas.microsoft.com/office/word/2020/wordml/sdtdatahash" xmlns:w16du="http://schemas.microsoft.com/office/word/2023/wordml/word16du" xmlns:w16="http://schemas.microsoft.com/office/word/2018/wordml" xmlns:w16cex="http://schemas.microsoft.com/office/word/2018/wordml/cex" xmlns:oel="http://schemas.microsoft.com/office/2019/extlst">
             <w:pict>
-              <v:rect w14:anchorId="1DCAFFAF" id="Retângulo 39" o:spid="_x0000_s1026" style="width:425.2pt;height:.1pt;visibility:visible;mso-wrap-style:square;mso-left-percent:-10001;mso-top-percent:-10001;mso-position-horizontal:absolute;mso-position-horizontal-relative:char;mso-position-vertical:absolute;mso-position-vertical-relative:line;mso-left-percent:-10001;mso-top-percent:-10001;v-text-anchor:top" o:gfxdata="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" filled="f">
+              <v:rect w14:anchorId="1DCAFFAF" id="Retângulo 39" o:spid="_x0000_s1026" style="width:425.2pt;height:.1pt;visibility:visible;mso-wrap-style:square;mso-left-percent:-10001;mso-top-percent:-10001;mso-position-horizontal:absolute;mso-position-horizontal-relative:char;mso-position-vertical:absolute;mso-position-vertical-relative:line;mso-left-percent:-10001;mso-top-percent:-10001;v-text-anchor:top" o:gfxdata="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" filled="f">
                 <w10:anchorlock/>
               </v:rect>
             </w:pict>
@@ -750,6 +789,7 @@
           <w:rStyle w:val="Forte"/>
           <w:rFonts w:eastAsia="Times New Roman"/>
         </w:rPr>
+        <w:lastRenderedPageBreak/>
         <w:t>Descrição Geral do Sistema:</w:t>
       </w:r>
       <w:r>
@@ -825,7 +865,6 @@
           <w:rStyle w:val="Forte"/>
           <w:rFonts w:eastAsia="Times New Roman"/>
         </w:rPr>
-        <w:lastRenderedPageBreak/>
         <w:t>Requisitos Não Funcionais:</w:t>
       </w:r>
       <w:r>
@@ -898,9 +937,9 @@
               </wp:inline>
             </w:drawing>
           </mc:Choice>
-          <mc:Fallback>
+          <mc:Fallback xmlns:w16sdtfl="http://schemas.microsoft.com/office/word/2024/wordml/sdtformatlock" xmlns:w16sdtdh="http://schemas.microsoft.com/office/word/2020/wordml/sdtdatahash" xmlns:w16du="http://schemas.microsoft.com/office/word/2023/wordml/word16du" xmlns:w16="http://schemas.microsoft.com/office/word/2018/wordml" xmlns:w16cex="http://schemas.microsoft.com/office/word/2018/wordml/cex" xmlns:oel="http://schemas.microsoft.com/office/2019/extlst">
             <w:pict>
-              <v:rect w14:anchorId="17C5197D" id="Retângulo 38" o:spid="_x0000_s1026" style="width:425.2pt;height:.1pt;visibility:visible;mso-wrap-style:square;mso-left-percent:-10001;mso-top-percent:-10001;mso-position-horizontal:absolute;mso-position-horizontal-relative:char;mso-position-vertical:absolute;mso-position-vertical-relative:line;mso-left-percent:-10001;mso-top-percent:-10001;v-text-anchor:top" o:gfxdata="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" filled="f">
+              <v:rect w14:anchorId="17C5197D" id="Retângulo 38" o:spid="_x0000_s1026" style="width:425.2pt;height:.1pt;visibility:visible;mso-wrap-style:square;mso-left-percent:-10001;mso-top-percent:-10001;mso-position-horizontal:absolute;mso-position-horizontal-relative:char;mso-position-vertical:absolute;mso-position-vertical-relative:line;mso-left-percent:-10001;mso-top-percent:-10001;v-text-anchor:top" o:gfxdata="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" filled="f">
                 <w10:anchorlock/>
               </v:rect>
             </w:pict>
@@ -1035,7 +1074,7 @@
         <w:rPr>
           <w:rFonts w:eastAsia="Times New Roman"/>
         </w:rPr>
-        <w:t>Utilizem simuladores financeiros</w:t>
+        <w:t>Relatórios constantes sobre o desempenho financeiro</w:t>
       </w:r>
     </w:p>
     <w:p>
@@ -1053,7 +1092,7 @@
         <w:rPr>
           <w:rFonts w:eastAsia="Times New Roman"/>
         </w:rPr>
-        <w:t>Acompanhem seu desempenho em rankings</w:t>
+        <w:t>Investimentos detalhados com metas financeiras</w:t>
       </w:r>
     </w:p>
     <w:p>
@@ -1126,9 +1165,9 @@
               </wp:inline>
             </w:drawing>
           </mc:Choice>
-          <mc:Fallback>
+          <mc:Fallback xmlns:w16sdtfl="http://schemas.microsoft.com/office/word/2024/wordml/sdtformatlock" xmlns:w16sdtdh="http://schemas.microsoft.com/office/word/2020/wordml/sdtdatahash" xmlns:w16du="http://schemas.microsoft.com/office/word/2023/wordml/word16du" xmlns:w16="http://schemas.microsoft.com/office/word/2018/wordml" xmlns:w16cex="http://schemas.microsoft.com/office/word/2018/wordml/cex" xmlns:oel="http://schemas.microsoft.com/office/2019/extlst">
             <w:pict>
-              <v:rect w14:anchorId="3401F5B0" id="Retângulo 37" o:spid="_x0000_s1026" style="width:425.2pt;height:.1pt;visibility:visible;mso-wrap-style:square;mso-left-percent:-10001;mso-top-percent:-10001;mso-position-horizontal:absolute;mso-position-horizontal-relative:char;mso-position-vertical:absolute;mso-position-vertical-relative:line;mso-left-percent:-10001;mso-top-percent:-10001;v-text-anchor:top" o:gfxdata="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" filled="f">
+              <v:rect w14:anchorId="3401F5B0" id="Retângulo 37" o:spid="_x0000_s1026" style="width:425.2pt;height:.1pt;visibility:visible;mso-wrap-style:square;mso-left-percent:-10001;mso-top-percent:-10001;mso-position-horizontal:absolute;mso-position-horizontal-relative:char;mso-position-vertical:absolute;mso-position-vertical-relative:line;mso-left-percent:-10001;mso-top-percent:-10001;v-text-anchor:top" o:gfxdata="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" filled="f">
                 <w10:anchorlock/>
               </v:rect>
             </w:pict>
@@ -1183,7 +1222,16 @@
       </w:r>
       <w:proofErr w:type="spellEnd"/>
       <w:r>
-        <w:t>, utilizar simuladores e acompanhar seu progresso.</w:t>
+        <w:t xml:space="preserve">, </w:t>
+      </w:r>
+      <w:r>
+        <w:t xml:space="preserve">visualizar relatórios </w:t>
+      </w:r>
+      <w:r>
+        <w:t xml:space="preserve">e </w:t>
+      </w:r>
+      <w:r>
+        <w:t>editar investimentos.</w:t>
       </w:r>
     </w:p>
     <w:p>
@@ -1248,9 +1296,9 @@
               </wp:inline>
             </w:drawing>
           </mc:Choice>
-          <mc:Fallback>
+          <mc:Fallback xmlns:w16sdtfl="http://schemas.microsoft.com/office/word/2024/wordml/sdtformatlock" xmlns:w16sdtdh="http://schemas.microsoft.com/office/word/2020/wordml/sdtdatahash" xmlns:w16du="http://schemas.microsoft.com/office/word/2023/wordml/word16du" xmlns:w16="http://schemas.microsoft.com/office/word/2018/wordml" xmlns:w16cex="http://schemas.microsoft.com/office/word/2018/wordml/cex" xmlns:oel="http://schemas.microsoft.com/office/2019/extlst">
             <w:pict>
-              <v:rect w14:anchorId="1327152A" id="Retângulo 36" o:spid="_x0000_s1026" style="width:425.2pt;height:.1pt;visibility:visible;mso-wrap-style:square;mso-left-percent:-10001;mso-top-percent:-10001;mso-position-horizontal:absolute;mso-position-horizontal-relative:char;mso-position-vertical:absolute;mso-position-vertical-relative:line;mso-left-percent:-10001;mso-top-percent:-10001;v-text-anchor:top" o:gfxdata="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" filled="f">
+              <v:rect w14:anchorId="1327152A" id="Retângulo 36" o:spid="_x0000_s1026" style="width:425.2pt;height:.1pt;visibility:visible;mso-wrap-style:square;mso-left-percent:-10001;mso-top-percent:-10001;mso-position-horizontal:absolute;mso-position-horizontal-relative:char;mso-position-vertical:absolute;mso-position-vertical-relative:line;mso-left-percent:-10001;mso-top-percent:-10001;v-text-anchor:top" o:gfxdata="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" filled="f">
                 <w10:anchorlock/>
               </v:rect>
             </w:pict>
@@ -1400,9 +1448,9 @@
               </wp:inline>
             </w:drawing>
           </mc:Choice>
-          <mc:Fallback>
+          <mc:Fallback xmlns:w16sdtfl="http://schemas.microsoft.com/office/word/2024/wordml/sdtformatlock" xmlns:w16sdtdh="http://schemas.microsoft.com/office/word/2020/wordml/sdtdatahash" xmlns:w16du="http://schemas.microsoft.com/office/word/2023/wordml/word16du" xmlns:w16="http://schemas.microsoft.com/office/word/2018/wordml" xmlns:w16cex="http://schemas.microsoft.com/office/word/2018/wordml/cex" xmlns:oel="http://schemas.microsoft.com/office/2019/extlst">
             <w:pict>
-              <v:rect w14:anchorId="0250CA20" id="Retângulo 35" o:spid="_x0000_s1026" style="width:425.2pt;height:.1pt;visibility:visible;mso-wrap-style:square;mso-left-percent:-10001;mso-top-percent:-10001;mso-position-horizontal:absolute;mso-position-horizontal-relative:char;mso-position-vertical:absolute;mso-position-vertical-relative:line;mso-left-percent:-10001;mso-top-percent:-10001;v-text-anchor:top" o:gfxdata="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" filled="f">
+              <v:rect w14:anchorId="0250CA20" id="Retângulo 35" o:spid="_x0000_s1026" style="width:425.2pt;height:.1pt;visibility:visible;mso-wrap-style:square;mso-left-percent:-10001;mso-top-percent:-10001;mso-position-horizontal:absolute;mso-position-horizontal-relative:char;mso-position-vertical:absolute;mso-position-vertical-relative:line;mso-left-percent:-10001;mso-top-percent:-10001;v-text-anchor:top" o:gfxdata="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" filled="f">
                 <w10:anchorlock/>
               </v:rect>
             </w:pict>
@@ -1498,9 +1546,9 @@
               </wp:inline>
             </w:drawing>
           </mc:Choice>
-          <mc:Fallback>
+          <mc:Fallback xmlns:w16sdtfl="http://schemas.microsoft.com/office/word/2024/wordml/sdtformatlock" xmlns:w16sdtdh="http://schemas.microsoft.com/office/word/2020/wordml/sdtdatahash" xmlns:w16du="http://schemas.microsoft.com/office/word/2023/wordml/word16du" xmlns:w16="http://schemas.microsoft.com/office/word/2018/wordml" xmlns:w16cex="http://schemas.microsoft.com/office/word/2018/wordml/cex" xmlns:oel="http://schemas.microsoft.com/office/2019/extlst">
             <w:pict>
-              <v:rect w14:anchorId="69391169" id="Retângulo 34" o:spid="_x0000_s1026" style="width:425.2pt;height:.1pt;visibility:visible;mso-wrap-style:square;mso-left-percent:-10001;mso-top-percent:-10001;mso-position-horizontal:absolute;mso-position-horizontal-relative:char;mso-position-vertical:absolute;mso-position-vertical-relative:line;mso-left-percent:-10001;mso-top-percent:-10001;v-text-anchor:top" o:gfxdata="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" filled="f">
+              <v:rect w14:anchorId="69391169" id="Retângulo 34" o:spid="_x0000_s1026" style="width:425.2pt;height:.1pt;visibility:visible;mso-wrap-style:square;mso-left-percent:-10001;mso-top-percent:-10001;mso-position-horizontal:absolute;mso-position-horizontal-relative:char;mso-position-vertical:absolute;mso-position-vertical-relative:line;mso-left-percent:-10001;mso-top-percent:-10001;v-text-anchor:top" o:gfxdata="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" filled="f">
                 <w10:anchorlock/>
               </v:rect>
             </w:pict>
@@ -1659,9 +1707,9 @@
               </wp:inline>
             </w:drawing>
           </mc:Choice>
-          <mc:Fallback>
+          <mc:Fallback xmlns:w16sdtfl="http://schemas.microsoft.com/office/word/2024/wordml/sdtformatlock" xmlns:w16sdtdh="http://schemas.microsoft.com/office/word/2020/wordml/sdtdatahash" xmlns:w16du="http://schemas.microsoft.com/office/word/2023/wordml/word16du" xmlns:w16="http://schemas.microsoft.com/office/word/2018/wordml" xmlns:w16cex="http://schemas.microsoft.com/office/word/2018/wordml/cex" xmlns:oel="http://schemas.microsoft.com/office/2019/extlst">
             <w:pict>
-              <v:rect w14:anchorId="4FA66402" id="Retângulo 33" o:spid="_x0000_s1026" style="width:425.2pt;height:.1pt;visibility:visible;mso-wrap-style:square;mso-left-percent:-10001;mso-top-percent:-10001;mso-position-horizontal:absolute;mso-position-horizontal-relative:char;mso-position-vertical:absolute;mso-position-vertical-relative:line;mso-left-percent:-10001;mso-top-percent:-10001;v-text-anchor:top" o:gfxdata="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" filled="f">
+              <v:rect w14:anchorId="4FA66402" id="Retângulo 33" o:spid="_x0000_s1026" style="width:425.2pt;height:.1pt;visibility:visible;mso-wrap-style:square;mso-left-percent:-10001;mso-top-percent:-10001;mso-position-horizontal:absolute;mso-position-horizontal-relative:char;mso-position-vertical:absolute;mso-position-vertical-relative:line;mso-left-percent:-10001;mso-top-percent:-10001;v-text-anchor:top" o:gfxdata="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" filled="f">
                 <w10:anchorlock/>
               </v:rect>
             </w:pict>
@@ -1820,9 +1868,9 @@
               </wp:inline>
             </w:drawing>
           </mc:Choice>
-          <mc:Fallback>
+          <mc:Fallback xmlns:w16sdtfl="http://schemas.microsoft.com/office/word/2024/wordml/sdtformatlock" xmlns:w16sdtdh="http://schemas.microsoft.com/office/word/2020/wordml/sdtdatahash" xmlns:w16du="http://schemas.microsoft.com/office/word/2023/wordml/word16du" xmlns:w16="http://schemas.microsoft.com/office/word/2018/wordml" xmlns:w16cex="http://schemas.microsoft.com/office/word/2018/wordml/cex" xmlns:oel="http://schemas.microsoft.com/office/2019/extlst">
             <w:pict>
-              <v:rect w14:anchorId="142BD7A7" id="Retângulo 32" o:spid="_x0000_s1026" style="width:425.2pt;height:.1pt;visibility:visible;mso-wrap-style:square;mso-left-percent:-10001;mso-top-percent:-10001;mso-position-horizontal:absolute;mso-position-horizontal-relative:char;mso-position-vertical:absolute;mso-position-vertical-relative:line;mso-left-percent:-10001;mso-top-percent:-10001;v-text-anchor:top" o:gfxdata="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" filled="f">
+              <v:rect w14:anchorId="142BD7A7" id="Retângulo 32" o:spid="_x0000_s1026" style="width:425.2pt;height:.1pt;visibility:visible;mso-wrap-style:square;mso-left-percent:-10001;mso-top-percent:-10001;mso-position-horizontal:absolute;mso-position-horizontal-relative:char;mso-position-vertical:absolute;mso-position-vertical-relative:line;mso-left-percent:-10001;mso-top-percent:-10001;v-text-anchor:top" o:gfxdata="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" filled="f">
                 <w10:anchorlock/>
               </v:rect>
             </w:pict>
@@ -1878,7 +1926,13 @@
         <w:rPr>
           <w:rFonts w:eastAsia="Times New Roman"/>
         </w:rPr>
-        <w:t>Visualizar progresso</w:t>
+        <w:t xml:space="preserve">Visualizar </w:t>
+      </w:r>
+      <w:r>
+        <w:rPr>
+          <w:rFonts w:eastAsia="Times New Roman"/>
+        </w:rPr>
+        <w:t>relatórios e investimentos</w:t>
       </w:r>
     </w:p>
     <w:p>
@@ -1898,6 +1952,12 @@
         </w:rPr>
         <w:t>Editar dados pessoais</w:t>
       </w:r>
+      <w:r>
+        <w:rPr>
+          <w:rFonts w:eastAsia="Times New Roman"/>
+        </w:rPr>
+        <w:t xml:space="preserve"> e metas financeiras</w:t>
+      </w:r>
     </w:p>
     <w:p>
       <w:pPr>
@@ -1914,7 +1974,13 @@
         <w:rPr>
           <w:rFonts w:eastAsia="Times New Roman"/>
         </w:rPr>
-        <w:t>Consultar pontuação</w:t>
+        <w:t xml:space="preserve">Consultar </w:t>
+      </w:r>
+      <w:r>
+        <w:rPr>
+          <w:rFonts w:eastAsia="Times New Roman"/>
+        </w:rPr>
+        <w:t>desempenho financeiro</w:t>
       </w:r>
     </w:p>
     <w:p>
@@ -1993,9 +2059,9 @@
               </wp:inline>
             </w:drawing>
           </mc:Choice>
-          <mc:Fallback>
+          <mc:Fallback xmlns:w16sdtfl="http://schemas.microsoft.com/office/word/2024/wordml/sdtformatlock" xmlns:w16sdtdh="http://schemas.microsoft.com/office/word/2020/wordml/sdtdatahash" xmlns:w16du="http://schemas.microsoft.com/office/word/2023/wordml/word16du" xmlns:w16="http://schemas.microsoft.com/office/word/2018/wordml" xmlns:w16cex="http://schemas.microsoft.com/office/word/2018/wordml/cex" xmlns:oel="http://schemas.microsoft.com/office/2019/extlst">
             <w:pict>
-              <v:rect w14:anchorId="2BF345FA" id="Retângulo 31" o:spid="_x0000_s1026" style="width:425.2pt;height:.1pt;visibility:visible;mso-wrap-style:square;mso-left-percent:-10001;mso-top-percent:-10001;mso-position-horizontal:absolute;mso-position-horizontal-relative:char;mso-position-vertical:absolute;mso-position-vertical-relative:line;mso-left-percent:-10001;mso-top-percent:-10001;v-text-anchor:top" o:gfxdata="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" filled="f">
+              <v:rect w14:anchorId="2BF345FA" id="Retângulo 31" o:spid="_x0000_s1026" style="width:425.2pt;height:.1pt;visibility:visible;mso-wrap-style:square;mso-left-percent:-10001;mso-top-percent:-10001;mso-position-horizontal:absolute;mso-position-horizontal-relative:char;mso-position-vertical:absolute;mso-position-vertical-relative:line;mso-left-percent:-10001;mso-top-percent:-10001;v-text-anchor:top" o:gfxdata="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" filled="f">
                 <w10:anchorlock/>
               </v:rect>
             </w:pict>
@@ -2167,9 +2233,9 @@
               </wp:inline>
             </w:drawing>
           </mc:Choice>
-          <mc:Fallback>
+          <mc:Fallback xmlns:w16sdtfl="http://schemas.microsoft.com/office/word/2024/wordml/sdtformatlock" xmlns:w16sdtdh="http://schemas.microsoft.com/office/word/2020/wordml/sdtdatahash" xmlns:w16du="http://schemas.microsoft.com/office/word/2023/wordml/word16du" xmlns:w16="http://schemas.microsoft.com/office/word/2018/wordml" xmlns:w16cex="http://schemas.microsoft.com/office/word/2018/wordml/cex" xmlns:oel="http://schemas.microsoft.com/office/2019/extlst">
             <w:pict>
-              <v:rect w14:anchorId="1DE9E84A" id="Retângulo 30" o:spid="_x0000_s1026" style="width:425.2pt;height:.1pt;visibility:visible;mso-wrap-style:square;mso-left-percent:-10001;mso-top-percent:-10001;mso-position-horizontal:absolute;mso-position-horizontal-relative:char;mso-position-vertical:absolute;mso-position-vertical-relative:line;mso-left-percent:-10001;mso-top-percent:-10001;v-text-anchor:top" o:gfxdata="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" filled="f">
+              <v:rect w14:anchorId="1DE9E84A" id="Retângulo 30" o:spid="_x0000_s1026" style="width:425.2pt;height:.1pt;visibility:visible;mso-wrap-style:square;mso-left-percent:-10001;mso-top-percent:-10001;mso-position-horizontal:absolute;mso-position-horizontal-relative:char;mso-position-vertical:absolute;mso-position-vertical-relative:line;mso-left-percent:-10001;mso-top-percent:-10001;v-text-anchor:top" o:gfxdata="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" filled="f">
                 <w10:anchorlock/>
               </v:rect>
             </w:pict>
@@ -2347,9 +2413,9 @@
               </wp:inline>
             </w:drawing>
           </mc:Choice>
-          <mc:Fallback>
+          <mc:Fallback xmlns:w16sdtfl="http://schemas.microsoft.com/office/word/2024/wordml/sdtformatlock" xmlns:w16sdtdh="http://schemas.microsoft.com/office/word/2020/wordml/sdtdatahash" xmlns:w16du="http://schemas.microsoft.com/office/word/2023/wordml/word16du" xmlns:w16="http://schemas.microsoft.com/office/word/2018/wordml" xmlns:w16cex="http://schemas.microsoft.com/office/word/2018/wordml/cex" xmlns:oel="http://schemas.microsoft.com/office/2019/extlst">
             <w:pict>
-              <v:rect w14:anchorId="0FBD16A3" id="Retângulo 29" o:spid="_x0000_s1026" style="width:425.2pt;height:.1pt;visibility:visible;mso-wrap-style:square;mso-left-percent:-10001;mso-top-percent:-10001;mso-position-horizontal:absolute;mso-position-horizontal-relative:char;mso-position-vertical:absolute;mso-position-vertical-relative:line;mso-left-percent:-10001;mso-top-percent:-10001;v-text-anchor:top" o:gfxdata="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" filled="f">
+              <v:rect w14:anchorId="0FBD16A3" id="Retângulo 29" o:spid="_x0000_s1026" style="width:425.2pt;height:.1pt;visibility:visible;mso-wrap-style:square;mso-left-percent:-10001;mso-top-percent:-10001;mso-position-horizontal:absolute;mso-position-horizontal-relative:char;mso-position-vertical:absolute;mso-position-vertical-relative:line;mso-left-percent:-10001;mso-top-percent:-10001;v-text-anchor:top" o:gfxdata="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" filled="f">
                 <w10:anchorlock/>
               </v:rect>
             </w:pict>
@@ -2360,33 +2426,27 @@
     <w:p>
       <w:pPr>
         <w:pStyle w:val="Ttulo3"/>
-        <w:rPr>
-          <w:rFonts w:eastAsia="Times New Roman"/>
-        </w:rPr>
+      </w:pPr>
+      <w:r>
+        <w:t>[RF006] Relatórios</w:t>
+      </w:r>
+    </w:p>
+    <w:p>
+      <w:pPr>
+        <w:pStyle w:val="NormalWeb"/>
+      </w:pPr>
+      <w:r>
+        <w:t>O sistema deverá permitir a visualização de relatórios financeiros, apresentando informações consolidadas sobre a situação financeira do usuário.</w:t>
+      </w:r>
+    </w:p>
+    <w:p>
+      <w:pPr>
+        <w:pStyle w:val="NormalWeb"/>
       </w:pPr>
       <w:r>
         <w:rPr>
           <w:rStyle w:val="Forte"/>
-          <w:rFonts w:eastAsia="Times New Roman"/>
-          <w:b w:val="0"/>
-          <w:bCs w:val="0"/>
-        </w:rPr>
-        <w:t>[RF006] Simulador Financeiro</w:t>
-      </w:r>
-    </w:p>
-    <w:p>
-      <w:pPr>
-        <w:pStyle w:val="NormalWeb"/>
-      </w:pPr>
-      <w:r>
-        <w:t>O sistema deverá oferecer ferramentas de simulação financeira.</w:t>
-      </w:r>
-    </w:p>
-    <w:p>
-      <w:pPr>
-        <w:pStyle w:val="NormalWeb"/>
-      </w:pPr>
-      <w:r>
+        </w:rPr>
         <w:t>Exemplos:</w:t>
       </w:r>
     </w:p>
@@ -2394,54 +2454,48 @@
       <w:pPr>
         <w:numPr>
           <w:ilvl w:val="0"/>
-          <w:numId w:val="9"/>
+          <w:numId w:val="14"/>
         </w:numPr>
         <w:spacing w:before="100" w:beforeAutospacing="1" w:after="100" w:afterAutospacing="1" w:line="240" w:lineRule="auto"/>
-        <w:rPr>
-          <w:rFonts w:eastAsia="Times New Roman"/>
-        </w:rPr>
-      </w:pPr>
-      <w:r>
-        <w:rPr>
-          <w:rFonts w:eastAsia="Times New Roman"/>
-        </w:rPr>
-        <w:t>Simulador de economia</w:t>
+      </w:pPr>
+      <w:r>
+        <w:t xml:space="preserve">Relatório de receitas e despesas; </w:t>
       </w:r>
     </w:p>
     <w:p>
       <w:pPr>
         <w:numPr>
           <w:ilvl w:val="0"/>
-          <w:numId w:val="9"/>
+          <w:numId w:val="14"/>
         </w:numPr>
         <w:spacing w:before="100" w:beforeAutospacing="1" w:after="100" w:afterAutospacing="1" w:line="240" w:lineRule="auto"/>
-        <w:rPr>
-          <w:rFonts w:eastAsia="Times New Roman"/>
-        </w:rPr>
-      </w:pPr>
-      <w:r>
-        <w:rPr>
-          <w:rFonts w:eastAsia="Times New Roman"/>
-        </w:rPr>
-        <w:t>Simulador de investimentos</w:t>
+      </w:pPr>
+      <w:r>
+        <w:t xml:space="preserve">Relatório de saldo financeiro; </w:t>
       </w:r>
     </w:p>
     <w:p>
       <w:pPr>
         <w:numPr>
           <w:ilvl w:val="0"/>
-          <w:numId w:val="9"/>
+          <w:numId w:val="14"/>
         </w:numPr>
         <w:spacing w:before="100" w:beforeAutospacing="1" w:after="100" w:afterAutospacing="1" w:line="240" w:lineRule="auto"/>
-        <w:rPr>
-          <w:rFonts w:eastAsia="Times New Roman"/>
-        </w:rPr>
-      </w:pPr>
-      <w:r>
-        <w:rPr>
-          <w:rFonts w:eastAsia="Times New Roman"/>
-        </w:rPr>
-        <w:t>Simulador de gastos</w:t>
+      </w:pPr>
+      <w:r>
+        <w:t xml:space="preserve">Histórico financeiro mensal; </w:t>
+      </w:r>
+    </w:p>
+    <w:p>
+      <w:pPr>
+        <w:numPr>
+          <w:ilvl w:val="0"/>
+          <w:numId w:val="14"/>
+        </w:numPr>
+        <w:spacing w:before="100" w:beforeAutospacing="1" w:after="100" w:afterAutospacing="1" w:line="240" w:lineRule="auto"/>
+      </w:pPr>
+      <w:r>
+        <w:t xml:space="preserve">Relatório de investimentos. </w:t>
       </w:r>
     </w:p>
     <w:p>
@@ -2520,9 +2574,9 @@
               </wp:inline>
             </w:drawing>
           </mc:Choice>
-          <mc:Fallback>
+          <mc:Fallback xmlns:w16sdtfl="http://schemas.microsoft.com/office/word/2024/wordml/sdtformatlock" xmlns:w16sdtdh="http://schemas.microsoft.com/office/word/2020/wordml/sdtdatahash" xmlns:w16du="http://schemas.microsoft.com/office/word/2023/wordml/word16du" xmlns:w16="http://schemas.microsoft.com/office/word/2018/wordml" xmlns:w16cex="http://schemas.microsoft.com/office/word/2018/wordml/cex" xmlns:oel="http://schemas.microsoft.com/office/2019/extlst">
             <w:pict>
-              <v:rect w14:anchorId="73338ABF" id="Retângulo 28" o:spid="_x0000_s1026" style="width:425.2pt;height:.1pt;visibility:visible;mso-wrap-style:square;mso-left-percent:-10001;mso-top-percent:-10001;mso-position-horizontal:absolute;mso-position-horizontal-relative:char;mso-position-vertical:absolute;mso-position-vertical-relative:line;mso-left-percent:-10001;mso-top-percent:-10001;v-text-anchor:top" o:gfxdata="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" filled="f">
+              <v:rect w14:anchorId="73338ABF" id="Retângulo 28" o:spid="_x0000_s1026" style="width:425.2pt;height:.1pt;visibility:visible;mso-wrap-style:square;mso-left-percent:-10001;mso-top-percent:-10001;mso-position-horizontal:absolute;mso-position-horizontal-relative:char;mso-position-vertical:absolute;mso-position-vertical-relative:line;mso-left-percent:-10001;mso-top-percent:-10001;v-text-anchor:top" o:gfxdata="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" filled="f">
                 <w10:anchorlock/>
               </v:rect>
             </w:pict>
@@ -2533,18 +2587,14 @@
     <w:p>
       <w:pPr>
         <w:pStyle w:val="Ttulo3"/>
-        <w:rPr>
-          <w:rFonts w:eastAsia="Times New Roman"/>
-        </w:rPr>
       </w:pPr>
       <w:r>
         <w:rPr>
           <w:rStyle w:val="Forte"/>
-          <w:rFonts w:eastAsia="Times New Roman"/>
           <w:b w:val="0"/>
           <w:bCs w:val="0"/>
         </w:rPr>
-        <w:t>[RF007] Sistema de Ranking</w:t>
+        <w:t>[RF007] Gestão de Investimentos</w:t>
       </w:r>
     </w:p>
     <w:p>
@@ -2552,7 +2602,7 @@
         <w:pStyle w:val="NormalWeb"/>
       </w:pPr>
       <w:r>
-        <w:t>O sistema deverá apresentar um ranking com base no desempenho dos usuários.</w:t>
+        <w:t>O sistema deverá permitir ao usuário visualizar e acompanhar seus investimentos, apresentando informações consolidadas sobre seu patrimônio financeiro e suas metas.</w:t>
       </w:r>
     </w:p>
     <w:p>
@@ -2560,51 +2610,70 @@
         <w:pStyle w:val="NormalWeb"/>
       </w:pPr>
       <w:r>
-        <w:t>Critérios:</w:t>
+        <w:rPr>
+          <w:rStyle w:val="Forte"/>
+        </w:rPr>
+        <w:t>Funcionalidades:</w:t>
       </w:r>
     </w:p>
     <w:p>
       <w:pPr>
         <w:numPr>
           <w:ilvl w:val="0"/>
-          <w:numId w:val="10"/>
+          <w:numId w:val="15"/>
         </w:numPr>
         <w:spacing w:before="100" w:beforeAutospacing="1" w:after="100" w:afterAutospacing="1" w:line="240" w:lineRule="auto"/>
-        <w:rPr>
-          <w:rFonts w:eastAsia="Times New Roman"/>
-        </w:rPr>
-      </w:pPr>
-      <w:r>
-        <w:rPr>
-          <w:rFonts w:eastAsia="Times New Roman"/>
-        </w:rPr>
-        <w:t xml:space="preserve">Pontuação em </w:t>
-      </w:r>
-      <w:proofErr w:type="spellStart"/>
-      <w:r>
-        <w:rPr>
-          <w:rFonts w:eastAsia="Times New Roman"/>
-        </w:rPr>
-        <w:t>quizzes</w:t>
-      </w:r>
-      <w:proofErr w:type="spellEnd"/>
+      </w:pPr>
+      <w:r>
+        <w:t xml:space="preserve">Exibir o saldo total investido; </w:t>
+      </w:r>
     </w:p>
     <w:p>
       <w:pPr>
         <w:numPr>
           <w:ilvl w:val="0"/>
-          <w:numId w:val="10"/>
+          <w:numId w:val="15"/>
         </w:numPr>
         <w:spacing w:before="100" w:beforeAutospacing="1" w:after="100" w:afterAutospacing="1" w:line="240" w:lineRule="auto"/>
-        <w:rPr>
-          <w:rFonts w:eastAsia="Times New Roman"/>
-        </w:rPr>
-      </w:pPr>
-      <w:r>
-        <w:rPr>
-          <w:rFonts w:eastAsia="Times New Roman"/>
-        </w:rPr>
-        <w:t>Cursos concluídos</w:t>
+      </w:pPr>
+      <w:r>
+        <w:t xml:space="preserve">Apresentar a rentabilidade (lucro) dos investimentos; </w:t>
+      </w:r>
+    </w:p>
+    <w:p>
+      <w:pPr>
+        <w:numPr>
+          <w:ilvl w:val="0"/>
+          <w:numId w:val="15"/>
+        </w:numPr>
+        <w:spacing w:before="100" w:beforeAutospacing="1" w:after="100" w:afterAutospacing="1" w:line="240" w:lineRule="auto"/>
+      </w:pPr>
+      <w:r>
+        <w:t xml:space="preserve">Exibir o valor da reserva de emergência; </w:t>
+      </w:r>
+    </w:p>
+    <w:p>
+      <w:pPr>
+        <w:numPr>
+          <w:ilvl w:val="0"/>
+          <w:numId w:val="15"/>
+        </w:numPr>
+        <w:spacing w:before="100" w:beforeAutospacing="1" w:after="100" w:afterAutospacing="1" w:line="240" w:lineRule="auto"/>
+      </w:pPr>
+      <w:r>
+        <w:t xml:space="preserve">Listar os investimentos cadastrados (renda fixa, renda variável e outros); </w:t>
+      </w:r>
+    </w:p>
+    <w:p>
+      <w:pPr>
+        <w:numPr>
+          <w:ilvl w:val="0"/>
+          <w:numId w:val="15"/>
+        </w:numPr>
+        <w:spacing w:before="100" w:beforeAutospacing="1" w:after="100" w:afterAutospacing="1" w:line="240" w:lineRule="auto"/>
+      </w:pPr>
+      <w:r>
+        <w:t xml:space="preserve">Apresentar metas financeiras com barras de progresso indicando o percentual alcançado. </w:t>
       </w:r>
     </w:p>
     <w:p>
@@ -2615,6 +2684,7 @@
         <w:rPr>
           <w:rStyle w:val="Forte"/>
         </w:rPr>
+        <w:lastRenderedPageBreak/>
         <w:t>Prioridade:</w:t>
       </w:r>
       <w:r>
@@ -2683,9 +2753,9 @@
               </wp:inline>
             </w:drawing>
           </mc:Choice>
-          <mc:Fallback>
+          <mc:Fallback xmlns:w16sdtfl="http://schemas.microsoft.com/office/word/2024/wordml/sdtformatlock" xmlns:w16sdtdh="http://schemas.microsoft.com/office/word/2020/wordml/sdtdatahash" xmlns:w16du="http://schemas.microsoft.com/office/word/2023/wordml/word16du" xmlns:w16="http://schemas.microsoft.com/office/word/2018/wordml" xmlns:w16cex="http://schemas.microsoft.com/office/word/2018/wordml/cex" xmlns:oel="http://schemas.microsoft.com/office/2019/extlst">
             <w:pict>
-              <v:rect w14:anchorId="70C7C952" id="Retângulo 27" o:spid="_x0000_s1026" style="width:425.2pt;height:.1pt;visibility:visible;mso-wrap-style:square;mso-left-percent:-10001;mso-top-percent:-10001;mso-position-horizontal:absolute;mso-position-horizontal-relative:char;mso-position-vertical:absolute;mso-position-vertical-relative:line;mso-left-percent:-10001;mso-top-percent:-10001;v-text-anchor:top" o:gfxdata="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" filled="f">
+              <v:rect w14:anchorId="70C7C952" id="Retângulo 27" o:spid="_x0000_s1026" style="width:425.2pt;height:.1pt;visibility:visible;mso-wrap-style:square;mso-left-percent:-10001;mso-top-percent:-10001;mso-position-horizontal:absolute;mso-position-horizontal-relative:char;mso-position-vertical:absolute;mso-position-vertical-relative:line;mso-left-percent:-10001;mso-top-percent:-10001;v-text-anchor:top" o:gfxdata="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" filled="f">
                 <w10:anchorlock/>
               </v:rect>
             </w:pict>
@@ -2707,7 +2777,6 @@
           <w:b w:val="0"/>
           <w:bCs w:val="0"/>
         </w:rPr>
-        <w:lastRenderedPageBreak/>
         <w:t>[RF008] Gerenciamento de Cursos (Administrador)</w:t>
       </w:r>
     </w:p>
@@ -2795,9 +2864,9 @@
               </wp:inline>
             </w:drawing>
           </mc:Choice>
-          <mc:Fallback>
+          <mc:Fallback xmlns:w16sdtfl="http://schemas.microsoft.com/office/word/2024/wordml/sdtformatlock" xmlns:w16sdtdh="http://schemas.microsoft.com/office/word/2020/wordml/sdtdatahash" xmlns:w16du="http://schemas.microsoft.com/office/word/2023/wordml/word16du" xmlns:w16="http://schemas.microsoft.com/office/word/2018/wordml" xmlns:w16cex="http://schemas.microsoft.com/office/word/2018/wordml/cex" xmlns:oel="http://schemas.microsoft.com/office/2019/extlst">
             <w:pict>
-              <v:rect w14:anchorId="1BDCFDFC" id="Retângulo 26" o:spid="_x0000_s1026" style="width:425.2pt;height:.1pt;visibility:visible;mso-wrap-style:square;mso-left-percent:-10001;mso-top-percent:-10001;mso-position-horizontal:absolute;mso-position-horizontal-relative:char;mso-position-vertical:absolute;mso-position-vertical-relative:line;mso-left-percent:-10001;mso-top-percent:-10001;v-text-anchor:top" o:gfxdata="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" filled="f">
+              <v:rect w14:anchorId="1BDCFDFC" id="Retângulo 26" o:spid="_x0000_s1026" style="width:425.2pt;height:.1pt;visibility:visible;mso-wrap-style:square;mso-left-percent:-10001;mso-top-percent:-10001;mso-position-horizontal:absolute;mso-position-horizontal-relative:char;mso-position-vertical:absolute;mso-position-vertical-relative:line;mso-left-percent:-10001;mso-top-percent:-10001;v-text-anchor:top" o:gfxdata="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" filled="f">
                 <w10:anchorlock/>
               </v:rect>
             </w:pict>
@@ -2906,9 +2975,9 @@
               </wp:inline>
             </w:drawing>
           </mc:Choice>
-          <mc:Fallback>
+          <mc:Fallback xmlns:w16sdtfl="http://schemas.microsoft.com/office/word/2024/wordml/sdtformatlock" xmlns:w16sdtdh="http://schemas.microsoft.com/office/word/2020/wordml/sdtdatahash" xmlns:w16du="http://schemas.microsoft.com/office/word/2023/wordml/word16du" xmlns:w16="http://schemas.microsoft.com/office/word/2018/wordml" xmlns:w16cex="http://schemas.microsoft.com/office/word/2018/wordml/cex" xmlns:oel="http://schemas.microsoft.com/office/2019/extlst">
             <w:pict>
-              <v:rect w14:anchorId="19EA2025" id="Retângulo 25" o:spid="_x0000_s1026" style="width:425.2pt;height:.1pt;visibility:visible;mso-wrap-style:square;mso-left-percent:-10001;mso-top-percent:-10001;mso-position-horizontal:absolute;mso-position-horizontal-relative:char;mso-position-vertical:absolute;mso-position-vertical-relative:line;mso-left-percent:-10001;mso-top-percent:-10001;v-text-anchor:top" o:gfxdata="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" filled="f">
+              <v:rect w14:anchorId="19EA2025" id="Retângulo 25" o:spid="_x0000_s1026" style="width:425.2pt;height:.1pt;visibility:visible;mso-wrap-style:square;mso-left-percent:-10001;mso-top-percent:-10001;mso-position-horizontal:absolute;mso-position-horizontal-relative:char;mso-position-vertical:absolute;mso-position-vertical-relative:line;mso-left-percent:-10001;mso-top-percent:-10001;v-text-anchor:top" o:gfxdata="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" filled="f">
                 <w10:anchorlock/>
               </v:rect>
             </w:pict>
@@ -3003,9 +3072,9 @@
               </wp:inline>
             </w:drawing>
           </mc:Choice>
-          <mc:Fallback>
+          <mc:Fallback xmlns:w16sdtfl="http://schemas.microsoft.com/office/word/2024/wordml/sdtformatlock" xmlns:w16sdtdh="http://schemas.microsoft.com/office/word/2020/wordml/sdtdatahash" xmlns:w16du="http://schemas.microsoft.com/office/word/2023/wordml/word16du" xmlns:w16="http://schemas.microsoft.com/office/word/2018/wordml" xmlns:w16cex="http://schemas.microsoft.com/office/word/2018/wordml/cex" xmlns:oel="http://schemas.microsoft.com/office/2019/extlst">
             <w:pict>
-              <v:rect w14:anchorId="651ACDC1" id="Retângulo 24" o:spid="_x0000_s1026" style="width:425.2pt;height:.1pt;visibility:visible;mso-wrap-style:square;mso-left-percent:-10001;mso-top-percent:-10001;mso-position-horizontal:absolute;mso-position-horizontal-relative:char;mso-position-vertical:absolute;mso-position-vertical-relative:line;mso-left-percent:-10001;mso-top-percent:-10001;v-text-anchor:top" o:gfxdata="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" filled="f">
+              <v:rect w14:anchorId="651ACDC1" id="Retângulo 24" o:spid="_x0000_s1026" style="width:425.2pt;height:.1pt;visibility:visible;mso-wrap-style:square;mso-left-percent:-10001;mso-top-percent:-10001;mso-position-horizontal:absolute;mso-position-horizontal-relative:char;mso-position-vertical:absolute;mso-position-vertical-relative:line;mso-left-percent:-10001;mso-top-percent:-10001;v-text-anchor:top" o:gfxdata="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" filled="f">
                 <w10:anchorlock/>
               </v:rect>
             </w:pict>
@@ -3117,9 +3186,9 @@
               </wp:inline>
             </w:drawing>
           </mc:Choice>
-          <mc:Fallback>
+          <mc:Fallback xmlns:w16sdtfl="http://schemas.microsoft.com/office/word/2024/wordml/sdtformatlock" xmlns:w16sdtdh="http://schemas.microsoft.com/office/word/2020/wordml/sdtdatahash" xmlns:w16du="http://schemas.microsoft.com/office/word/2023/wordml/word16du" xmlns:w16="http://schemas.microsoft.com/office/word/2018/wordml" xmlns:w16cex="http://schemas.microsoft.com/office/word/2018/wordml/cex" xmlns:oel="http://schemas.microsoft.com/office/2019/extlst">
             <w:pict>
-              <v:rect w14:anchorId="45582E61" id="Retângulo 23" o:spid="_x0000_s1026" style="width:425.2pt;height:.1pt;visibility:visible;mso-wrap-style:square;mso-left-percent:-10001;mso-top-percent:-10001;mso-position-horizontal:absolute;mso-position-horizontal-relative:char;mso-position-vertical:absolute;mso-position-vertical-relative:line;mso-left-percent:-10001;mso-top-percent:-10001;v-text-anchor:top" o:gfxdata="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" filled="f">
+              <v:rect w14:anchorId="45582E61" id="Retângulo 23" o:spid="_x0000_s1026" style="width:425.2pt;height:.1pt;visibility:visible;mso-wrap-style:square;mso-left-percent:-10001;mso-top-percent:-10001;mso-position-horizontal:absolute;mso-position-horizontal-relative:char;mso-position-vertical:absolute;mso-position-vertical-relative:line;mso-left-percent:-10001;mso-top-percent:-10001;v-text-anchor:top" o:gfxdata="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" filled="f">
                 <w10:anchorlock/>
               </v:rect>
             </w:pict>
@@ -3149,7 +3218,27 @@
         <w:pStyle w:val="NormalWeb"/>
       </w:pPr>
       <w:r>
-        <w:t>A navegação deverá ser lógica, com acesso rápido às funcionalidades principais (perfil, cursos, quiz, simulador e ranking).</w:t>
+        <w:t xml:space="preserve">A navegação deverá ser lógica, com acesso rápido às funcionalidades principais (perfil, cursos, </w:t>
+      </w:r>
+      <w:proofErr w:type="spellStart"/>
+      <w:r>
+        <w:t>quiz</w:t>
+      </w:r>
+      <w:proofErr w:type="spellEnd"/>
+      <w:r>
+        <w:t xml:space="preserve">, </w:t>
+      </w:r>
+      <w:r>
+        <w:t>relatórios</w:t>
+      </w:r>
+      <w:r>
+        <w:t xml:space="preserve"> e </w:t>
+      </w:r>
+      <w:r>
+        <w:t>investimentos</w:t>
+      </w:r>
+      <w:r>
+        <w:t>).</w:t>
       </w:r>
     </w:p>
     <w:p>
@@ -3214,9 +3303,9 @@
               </wp:inline>
             </w:drawing>
           </mc:Choice>
-          <mc:Fallback>
+          <mc:Fallback xmlns:w16sdtfl="http://schemas.microsoft.com/office/word/2024/wordml/sdtformatlock" xmlns:w16sdtdh="http://schemas.microsoft.com/office/word/2020/wordml/sdtdatahash" xmlns:w16du="http://schemas.microsoft.com/office/word/2023/wordml/word16du" xmlns:w16="http://schemas.microsoft.com/office/word/2018/wordml" xmlns:w16cex="http://schemas.microsoft.com/office/word/2018/wordml/cex" xmlns:oel="http://schemas.microsoft.com/office/2019/extlst">
             <w:pict>
-              <v:rect w14:anchorId="423BB80F" id="Retângulo 22" o:spid="_x0000_s1026" style="width:425.2pt;height:.1pt;visibility:visible;mso-wrap-style:square;mso-left-percent:-10001;mso-top-percent:-10001;mso-position-horizontal:absolute;mso-position-horizontal-relative:char;mso-position-vertical:absolute;mso-position-vertical-relative:line;mso-left-percent:-10001;mso-top-percent:-10001;v-text-anchor:top" o:gfxdata="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" filled="f">
+              <v:rect w14:anchorId="423BB80F" id="Retângulo 22" o:spid="_x0000_s1026" style="width:425.2pt;height:.1pt;visibility:visible;mso-wrap-style:square;mso-left-percent:-10001;mso-top-percent:-10001;mso-position-horizontal:absolute;mso-position-horizontal-relative:char;mso-position-vertical:absolute;mso-position-vertical-relative:line;mso-left-percent:-10001;mso-top-percent:-10001;v-text-anchor:top" o:gfxdata="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" filled="f">
                 <w10:anchorlock/>
               </v:rect>
             </w:pict>
@@ -3238,6 +3327,7 @@
           <w:b w:val="0"/>
           <w:bCs w:val="0"/>
         </w:rPr>
+        <w:lastRenderedPageBreak/>
         <w:t>6.2 Desempenho</w:t>
       </w:r>
     </w:p>
@@ -3328,9 +3418,9 @@
               </wp:inline>
             </w:drawing>
           </mc:Choice>
-          <mc:Fallback>
+          <mc:Fallback xmlns:w16sdtfl="http://schemas.microsoft.com/office/word/2024/wordml/sdtformatlock" xmlns:w16sdtdh="http://schemas.microsoft.com/office/word/2020/wordml/sdtdatahash" xmlns:w16du="http://schemas.microsoft.com/office/word/2023/wordml/word16du" xmlns:w16="http://schemas.microsoft.com/office/word/2018/wordml" xmlns:w16cex="http://schemas.microsoft.com/office/word/2018/wordml/cex" xmlns:oel="http://schemas.microsoft.com/office/2019/extlst">
             <w:pict>
-              <v:rect w14:anchorId="63736251" id="Retângulo 21" o:spid="_x0000_s1026" style="width:425.2pt;height:.1pt;visibility:visible;mso-wrap-style:square;mso-left-percent:-10001;mso-top-percent:-10001;mso-position-horizontal:absolute;mso-position-horizontal-relative:char;mso-position-vertical:absolute;mso-position-vertical-relative:line;mso-left-percent:-10001;mso-top-percent:-10001;v-text-anchor:top" o:gfxdata="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" filled="f">
+              <v:rect w14:anchorId="63736251" id="Retângulo 21" o:spid="_x0000_s1026" style="width:425.2pt;height:.1pt;visibility:visible;mso-wrap-style:square;mso-left-percent:-10001;mso-top-percent:-10001;mso-position-horizontal:absolute;mso-position-horizontal-relative:char;mso-position-vertical:absolute;mso-position-vertical-relative:line;mso-left-percent:-10001;mso-top-percent:-10001;v-text-anchor:top" o:gfxdata="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" filled="f">
                 <w10:anchorlock/>
               </v:rect>
             </w:pict>
@@ -3352,7 +3442,6 @@
           <w:b w:val="0"/>
           <w:bCs w:val="0"/>
         </w:rPr>
-        <w:lastRenderedPageBreak/>
         <w:t>[NF004] Escalabilidade</w:t>
       </w:r>
     </w:p>
@@ -3426,9 +3515,9 @@
               </wp:inline>
             </w:drawing>
           </mc:Choice>
-          <mc:Fallback>
+          <mc:Fallback xmlns:w16sdtfl="http://schemas.microsoft.com/office/word/2024/wordml/sdtformatlock" xmlns:w16sdtdh="http://schemas.microsoft.com/office/word/2020/wordml/sdtdatahash" xmlns:w16du="http://schemas.microsoft.com/office/word/2023/wordml/word16du" xmlns:w16="http://schemas.microsoft.com/office/word/2018/wordml" xmlns:w16cex="http://schemas.microsoft.com/office/word/2018/wordml/cex" xmlns:oel="http://schemas.microsoft.com/office/2019/extlst">
             <w:pict>
-              <v:rect w14:anchorId="2260FC98" id="Retângulo 20" o:spid="_x0000_s1026" style="width:425.2pt;height:.1pt;visibility:visible;mso-wrap-style:square;mso-left-percent:-10001;mso-top-percent:-10001;mso-position-horizontal:absolute;mso-position-horizontal-relative:char;mso-position-vertical:absolute;mso-position-vertical-relative:line;mso-left-percent:-10001;mso-top-percent:-10001;v-text-anchor:top" o:gfxdata="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" filled="f">
+              <v:rect w14:anchorId="2260FC98" id="Retângulo 20" o:spid="_x0000_s1026" style="width:425.2pt;height:.1pt;visibility:visible;mso-wrap-style:square;mso-left-percent:-10001;mso-top-percent:-10001;mso-position-horizontal:absolute;mso-position-horizontal-relative:char;mso-position-vertical:absolute;mso-position-vertical-relative:line;mso-left-percent:-10001;mso-top-percent:-10001;v-text-anchor:top" o:gfxdata="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" filled="f">
                 <w10:anchorlock/>
               </v:rect>
             </w:pict>
@@ -3540,9 +3629,9 @@
               </wp:inline>
             </w:drawing>
           </mc:Choice>
-          <mc:Fallback>
+          <mc:Fallback xmlns:w16sdtfl="http://schemas.microsoft.com/office/word/2024/wordml/sdtformatlock" xmlns:w16sdtdh="http://schemas.microsoft.com/office/word/2020/wordml/sdtdatahash" xmlns:w16du="http://schemas.microsoft.com/office/word/2023/wordml/word16du" xmlns:w16="http://schemas.microsoft.com/office/word/2018/wordml" xmlns:w16cex="http://schemas.microsoft.com/office/word/2018/wordml/cex" xmlns:oel="http://schemas.microsoft.com/office/2019/extlst">
             <w:pict>
-              <v:rect w14:anchorId="25BDB8E9" id="Retângulo 19" o:spid="_x0000_s1026" style="width:425.2pt;height:.1pt;visibility:visible;mso-wrap-style:square;mso-left-percent:-10001;mso-top-percent:-10001;mso-position-horizontal:absolute;mso-position-horizontal-relative:char;mso-position-vertical:absolute;mso-position-vertical-relative:line;mso-left-percent:-10001;mso-top-percent:-10001;v-text-anchor:top" o:gfxdata="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" filled="f">
+              <v:rect w14:anchorId="25BDB8E9" id="Retângulo 19" o:spid="_x0000_s1026" style="width:425.2pt;height:.1pt;visibility:visible;mso-wrap-style:square;mso-left-percent:-10001;mso-top-percent:-10001;mso-position-horizontal:absolute;mso-position-horizontal-relative:char;mso-position-vertical:absolute;mso-position-vertical-relative:line;mso-left-percent:-10001;mso-top-percent:-10001;v-text-anchor:top" o:gfxdata="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" filled="f">
                 <w10:anchorlock/>
               </v:rect>
             </w:pict>
@@ -3637,9 +3726,9 @@
               </wp:inline>
             </w:drawing>
           </mc:Choice>
-          <mc:Fallback>
+          <mc:Fallback xmlns:w16sdtfl="http://schemas.microsoft.com/office/word/2024/wordml/sdtformatlock" xmlns:w16sdtdh="http://schemas.microsoft.com/office/word/2020/wordml/sdtdatahash" xmlns:w16du="http://schemas.microsoft.com/office/word/2023/wordml/word16du" xmlns:w16="http://schemas.microsoft.com/office/word/2018/wordml" xmlns:w16cex="http://schemas.microsoft.com/office/word/2018/wordml/cex" xmlns:oel="http://schemas.microsoft.com/office/2019/extlst">
             <w:pict>
-              <v:rect w14:anchorId="749CF203" id="Retângulo 18" o:spid="_x0000_s1026" style="width:425.2pt;height:.1pt;visibility:visible;mso-wrap-style:square;mso-left-percent:-10001;mso-top-percent:-10001;mso-position-horizontal:absolute;mso-position-horizontal-relative:char;mso-position-vertical:absolute;mso-position-vertical-relative:line;mso-left-percent:-10001;mso-top-percent:-10001;v-text-anchor:top" o:gfxdata="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" filled="f">
+              <v:rect w14:anchorId="749CF203" id="Retângulo 18" o:spid="_x0000_s1026" style="width:425.2pt;height:.1pt;visibility:visible;mso-wrap-style:square;mso-left-percent:-10001;mso-top-percent:-10001;mso-position-horizontal:absolute;mso-position-horizontal-relative:char;mso-position-vertical:absolute;mso-position-vertical-relative:line;mso-left-percent:-10001;mso-top-percent:-10001;v-text-anchor:top" o:gfxdata="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" filled="f">
                 <w10:anchorlock/>
               </v:rect>
             </w:pict>
@@ -3734,9 +3823,9 @@
               </wp:inline>
             </w:drawing>
           </mc:Choice>
-          <mc:Fallback>
+          <mc:Fallback xmlns:w16sdtfl="http://schemas.microsoft.com/office/word/2024/wordml/sdtformatlock" xmlns:w16sdtdh="http://schemas.microsoft.com/office/word/2020/wordml/sdtdatahash" xmlns:w16du="http://schemas.microsoft.com/office/word/2023/wordml/word16du" xmlns:w16="http://schemas.microsoft.com/office/word/2018/wordml" xmlns:w16cex="http://schemas.microsoft.com/office/word/2018/wordml/cex" xmlns:oel="http://schemas.microsoft.com/office/2019/extlst">
             <w:pict>
-              <v:rect w14:anchorId="1B4B8C5A" id="Retângulo 17" o:spid="_x0000_s1026" style="width:425.2pt;height:.1pt;visibility:visible;mso-wrap-style:square;mso-left-percent:-10001;mso-top-percent:-10001;mso-position-horizontal:absolute;mso-position-horizontal-relative:char;mso-position-vertical:absolute;mso-position-vertical-relative:line;mso-left-percent:-10001;mso-top-percent:-10001;v-text-anchor:top" o:gfxdata="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" filled="f">
+              <v:rect w14:anchorId="1B4B8C5A" id="Retângulo 17" o:spid="_x0000_s1026" style="width:425.2pt;height:.1pt;visibility:visible;mso-wrap-style:square;mso-left-percent:-10001;mso-top-percent:-10001;mso-position-horizontal:absolute;mso-position-horizontal-relative:char;mso-position-vertical:absolute;mso-position-vertical-relative:line;mso-left-percent:-10001;mso-top-percent:-10001;v-text-anchor:top" o:gfxdata="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" filled="f">
                 <w10:anchorlock/>
               </v:rect>
             </w:pict>
@@ -3848,9 +3937,9 @@
               </wp:inline>
             </w:drawing>
           </mc:Choice>
-          <mc:Fallback>
+          <mc:Fallback xmlns:w16sdtfl="http://schemas.microsoft.com/office/word/2024/wordml/sdtformatlock" xmlns:w16sdtdh="http://schemas.microsoft.com/office/word/2020/wordml/sdtdatahash" xmlns:w16du="http://schemas.microsoft.com/office/word/2023/wordml/word16du" xmlns:w16="http://schemas.microsoft.com/office/word/2018/wordml" xmlns:w16cex="http://schemas.microsoft.com/office/word/2018/wordml/cex" xmlns:oel="http://schemas.microsoft.com/office/2019/extlst">
             <w:pict>
-              <v:rect w14:anchorId="5B40FBE6" id="Retângulo 16" o:spid="_x0000_s1026" style="width:425.2pt;height:.1pt;visibility:visible;mso-wrap-style:square;mso-left-percent:-10001;mso-top-percent:-10001;mso-position-horizontal:absolute;mso-position-horizontal-relative:char;mso-position-vertical:absolute;mso-position-vertical-relative:line;mso-left-percent:-10001;mso-top-percent:-10001;v-text-anchor:top" o:gfxdata="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" filled="f">
+              <v:rect w14:anchorId="5B40FBE6" id="Retângulo 16" o:spid="_x0000_s1026" style="width:425.2pt;height:.1pt;visibility:visible;mso-wrap-style:square;mso-left-percent:-10001;mso-top-percent:-10001;mso-position-horizontal:absolute;mso-position-horizontal-relative:char;mso-position-vertical:absolute;mso-position-vertical-relative:line;mso-left-percent:-10001;mso-top-percent:-10001;v-text-anchor:top" o:gfxdata="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" filled="f">
                 <w10:anchorlock/>
               </v:rect>
             </w:pict>
@@ -3872,6 +3961,7 @@
           <w:b w:val="0"/>
           <w:bCs w:val="0"/>
         </w:rPr>
+        <w:lastRenderedPageBreak/>
         <w:t>[NF009] Disponibilidade</w:t>
       </w:r>
     </w:p>
@@ -3945,9 +4035,9 @@
               </wp:inline>
             </w:drawing>
           </mc:Choice>
-          <mc:Fallback>
+          <mc:Fallback xmlns:w16sdtfl="http://schemas.microsoft.com/office/word/2024/wordml/sdtformatlock" xmlns:w16sdtdh="http://schemas.microsoft.com/office/word/2020/wordml/sdtdatahash" xmlns:w16du="http://schemas.microsoft.com/office/word/2023/wordml/word16du" xmlns:w16="http://schemas.microsoft.com/office/word/2018/wordml" xmlns:w16cex="http://schemas.microsoft.com/office/word/2018/wordml/cex" xmlns:oel="http://schemas.microsoft.com/office/2019/extlst">
             <w:pict>
-              <v:rect w14:anchorId="0196014F" id="Retângulo 15" o:spid="_x0000_s1026" style="width:425.2pt;height:.1pt;visibility:visible;mso-wrap-style:square;mso-left-percent:-10001;mso-top-percent:-10001;mso-position-horizontal:absolute;mso-position-horizontal-relative:char;mso-position-vertical:absolute;mso-position-vertical-relative:line;mso-left-percent:-10001;mso-top-percent:-10001;v-text-anchor:top" o:gfxdata="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" filled="f">
+              <v:rect w14:anchorId="0196014F" id="Retângulo 15" o:spid="_x0000_s1026" style="width:425.2pt;height:.1pt;visibility:visible;mso-wrap-style:square;mso-left-percent:-10001;mso-top-percent:-10001;mso-position-horizontal:absolute;mso-position-horizontal-relative:char;mso-position-vertical:absolute;mso-position-vertical-relative:line;mso-left-percent:-10001;mso-top-percent:-10001;v-text-anchor:top" o:gfxdata="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" filled="f">
                 <w10:anchorlock/>
               </v:rect>
             </w:pict>
@@ -4008,7 +4098,6 @@
           <w:rFonts w:eastAsia="Times New Roman"/>
           <w:noProof/>
         </w:rPr>
-        <w:lastRenderedPageBreak/>
         <mc:AlternateContent>
           <mc:Choice Requires="wps">
             <w:drawing>
@@ -4060,9 +4149,9 @@
               </wp:inline>
             </w:drawing>
           </mc:Choice>
-          <mc:Fallback>
+          <mc:Fallback xmlns:w16sdtfl="http://schemas.microsoft.com/office/word/2024/wordml/sdtformatlock" xmlns:w16sdtdh="http://schemas.microsoft.com/office/word/2020/wordml/sdtdatahash" xmlns:w16du="http://schemas.microsoft.com/office/word/2023/wordml/word16du" xmlns:w16="http://schemas.microsoft.com/office/word/2018/wordml" xmlns:w16cex="http://schemas.microsoft.com/office/word/2018/wordml/cex" xmlns:oel="http://schemas.microsoft.com/office/2019/extlst">
             <w:pict>
-              <v:rect w14:anchorId="7A573DEF" id="Retângulo 14" o:spid="_x0000_s1026" style="width:425.2pt;height:.1pt;visibility:visible;mso-wrap-style:square;mso-left-percent:-10001;mso-top-percent:-10001;mso-position-horizontal:absolute;mso-position-horizontal-relative:char;mso-position-vertical:absolute;mso-position-vertical-relative:line;mso-left-percent:-10001;mso-top-percent:-10001;v-text-anchor:top" o:gfxdata="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" filled="f">
+              <v:rect w14:anchorId="7A573DEF" id="Retângulo 14" o:spid="_x0000_s1026" style="width:425.2pt;height:.1pt;visibility:visible;mso-wrap-style:square;mso-left-percent:-10001;mso-top-percent:-10001;mso-position-horizontal:absolute;mso-position-horizontal-relative:char;mso-position-vertical:absolute;mso-position-vertical-relative:line;mso-left-percent:-10001;mso-top-percent:-10001;v-text-anchor:top" o:gfxdata="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" filled="f">
                 <w10:anchorlock/>
               </v:rect>
             </w:pict>
@@ -4157,9 +4246,9 @@
               </wp:inline>
             </w:drawing>
           </mc:Choice>
-          <mc:Fallback>
+          <mc:Fallback xmlns:w16sdtfl="http://schemas.microsoft.com/office/word/2024/wordml/sdtformatlock" xmlns:w16sdtdh="http://schemas.microsoft.com/office/word/2020/wordml/sdtdatahash" xmlns:w16du="http://schemas.microsoft.com/office/word/2023/wordml/word16du" xmlns:w16="http://schemas.microsoft.com/office/word/2018/wordml" xmlns:w16cex="http://schemas.microsoft.com/office/word/2018/wordml/cex" xmlns:oel="http://schemas.microsoft.com/office/2019/extlst">
             <w:pict>
-              <v:rect w14:anchorId="645AEE85" id="Retângulo 13" o:spid="_x0000_s1026" style="width:425.2pt;height:.1pt;visibility:visible;mso-wrap-style:square;mso-left-percent:-10001;mso-top-percent:-10001;mso-position-horizontal:absolute;mso-position-horizontal-relative:char;mso-position-vertical:absolute;mso-position-vertical-relative:line;mso-left-percent:-10001;mso-top-percent:-10001;v-text-anchor:top" o:gfxdata="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" filled="f">
+              <v:rect w14:anchorId="645AEE85" id="Retângulo 13" o:spid="_x0000_s1026" style="width:425.2pt;height:.1pt;visibility:visible;mso-wrap-style:square;mso-left-percent:-10001;mso-top-percent:-10001;mso-position-horizontal:absolute;mso-position-horizontal-relative:char;mso-position-vertical:absolute;mso-position-vertical-relative:line;mso-left-percent:-10001;mso-top-percent:-10001;v-text-anchor:top" o:gfxdata="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" filled="f">
                 <w10:anchorlock/>
               </v:rect>
             </w:pict>
@@ -4271,9 +4360,9 @@
               </wp:inline>
             </w:drawing>
           </mc:Choice>
-          <mc:Fallback>
+          <mc:Fallback xmlns:w16sdtfl="http://schemas.microsoft.com/office/word/2024/wordml/sdtformatlock" xmlns:w16sdtdh="http://schemas.microsoft.com/office/word/2020/wordml/sdtdatahash" xmlns:w16du="http://schemas.microsoft.com/office/word/2023/wordml/word16du" xmlns:w16="http://schemas.microsoft.com/office/word/2018/wordml" xmlns:w16cex="http://schemas.microsoft.com/office/word/2018/wordml/cex" xmlns:oel="http://schemas.microsoft.com/office/2019/extlst">
             <w:pict>
-              <v:rect w14:anchorId="730BD999" id="Retângulo 12" o:spid="_x0000_s1026" style="width:425.2pt;height:.1pt;visibility:visible;mso-wrap-style:square;mso-left-percent:-10001;mso-top-percent:-10001;mso-position-horizontal:absolute;mso-position-horizontal-relative:char;mso-position-vertical:absolute;mso-position-vertical-relative:line;mso-left-percent:-10001;mso-top-percent:-10001;v-text-anchor:top" o:gfxdata="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" filled="f">
+              <v:rect w14:anchorId="730BD999" id="Retângulo 12" o:spid="_x0000_s1026" style="width:425.2pt;height:.1pt;visibility:visible;mso-wrap-style:square;mso-left-percent:-10001;mso-top-percent:-10001;mso-position-horizontal:absolute;mso-position-horizontal-relative:char;mso-position-vertical:absolute;mso-position-vertical-relative:line;mso-left-percent:-10001;mso-top-percent:-10001;v-text-anchor:top" o:gfxdata="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" filled="f">
                 <w10:anchorlock/>
               </v:rect>
             </w:pict>
@@ -4385,9 +4474,9 @@
               </wp:inline>
             </w:drawing>
           </mc:Choice>
-          <mc:Fallback>
+          <mc:Fallback xmlns:w16sdtfl="http://schemas.microsoft.com/office/word/2024/wordml/sdtformatlock" xmlns:w16sdtdh="http://schemas.microsoft.com/office/word/2020/wordml/sdtdatahash" xmlns:w16du="http://schemas.microsoft.com/office/word/2023/wordml/word16du" xmlns:w16="http://schemas.microsoft.com/office/word/2018/wordml" xmlns:w16cex="http://schemas.microsoft.com/office/word/2018/wordml/cex" xmlns:oel="http://schemas.microsoft.com/office/2019/extlst">
             <w:pict>
-              <v:rect w14:anchorId="72AB0227" id="Retângulo 11" o:spid="_x0000_s1026" style="width:425.2pt;height:.1pt;visibility:visible;mso-wrap-style:square;mso-left-percent:-10001;mso-top-percent:-10001;mso-position-horizontal:absolute;mso-position-horizontal-relative:char;mso-position-vertical:absolute;mso-position-vertical-relative:line;mso-left-percent:-10001;mso-top-percent:-10001;v-text-anchor:top" o:gfxdata="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" filled="f">
+              <v:rect w14:anchorId="72AB0227" id="Retângulo 11" o:spid="_x0000_s1026" style="width:425.2pt;height:.1pt;visibility:visible;mso-wrap-style:square;mso-left-percent:-10001;mso-top-percent:-10001;mso-position-horizontal:absolute;mso-position-horizontal-relative:char;mso-position-vertical:absolute;mso-position-vertical-relative:line;mso-left-percent:-10001;mso-top-percent:-10001;v-text-anchor:top" o:gfxdata="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" filled="f">
                 <w10:anchorlock/>
               </v:rect>
             </w:pict>
@@ -4499,9 +4588,9 @@
               </wp:inline>
             </w:drawing>
           </mc:Choice>
-          <mc:Fallback>
+          <mc:Fallback xmlns:w16sdtfl="http://schemas.microsoft.com/office/word/2024/wordml/sdtformatlock" xmlns:w16sdtdh="http://schemas.microsoft.com/office/word/2020/wordml/sdtdatahash" xmlns:w16du="http://schemas.microsoft.com/office/word/2023/wordml/word16du" xmlns:w16="http://schemas.microsoft.com/office/word/2018/wordml" xmlns:w16cex="http://schemas.microsoft.com/office/word/2018/wordml/cex" xmlns:oel="http://schemas.microsoft.com/office/2019/extlst">
             <w:pict>
-              <v:rect w14:anchorId="15909C9D" id="Retângulo 10" o:spid="_x0000_s1026" style="width:425.2pt;height:.1pt;visibility:visible;mso-wrap-style:square;mso-left-percent:-10001;mso-top-percent:-10001;mso-position-horizontal:absolute;mso-position-horizontal-relative:char;mso-position-vertical:absolute;mso-position-vertical-relative:line;mso-left-percent:-10001;mso-top-percent:-10001;v-text-anchor:top" o:gfxdata="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" filled="f">
+              <v:rect w14:anchorId="15909C9D" id="Retângulo 10" o:spid="_x0000_s1026" style="width:425.2pt;height:.1pt;visibility:visible;mso-wrap-style:square;mso-left-percent:-10001;mso-top-percent:-10001;mso-position-horizontal:absolute;mso-position-horizontal-relative:char;mso-position-vertical:absolute;mso-position-vertical-relative:line;mso-left-percent:-10001;mso-top-percent:-10001;v-text-anchor:top" o:gfxdata="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" filled="f">
                 <w10:anchorlock/>
               </v:rect>
             </w:pict>
@@ -4523,6 +4612,7 @@
           <w:b w:val="0"/>
           <w:bCs w:val="0"/>
         </w:rPr>
+        <w:lastRenderedPageBreak/>
         <w:t>[NF015] Tecnologias Utilizadas</w:t>
       </w:r>
     </w:p>
@@ -4596,9 +4686,9 @@
               </wp:inline>
             </w:drawing>
           </mc:Choice>
-          <mc:Fallback>
+          <mc:Fallback xmlns:w16sdtfl="http://schemas.microsoft.com/office/word/2024/wordml/sdtformatlock" xmlns:w16sdtdh="http://schemas.microsoft.com/office/word/2020/wordml/sdtdatahash" xmlns:w16du="http://schemas.microsoft.com/office/word/2023/wordml/word16du" xmlns:w16="http://schemas.microsoft.com/office/word/2018/wordml" xmlns:w16cex="http://schemas.microsoft.com/office/word/2018/wordml/cex" xmlns:oel="http://schemas.microsoft.com/office/2019/extlst">
             <w:pict>
-              <v:rect w14:anchorId="215E399B" id="Retângulo 9" o:spid="_x0000_s1026" style="width:425.2pt;height:.1pt;visibility:visible;mso-wrap-style:square;mso-left-percent:-10001;mso-top-percent:-10001;mso-position-horizontal:absolute;mso-position-horizontal-relative:char;mso-position-vertical:absolute;mso-position-vertical-relative:line;mso-left-percent:-10001;mso-top-percent:-10001;v-text-anchor:top" o:gfxdata="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" filled="f">
+              <v:rect w14:anchorId="215E399B" id="Retângulo 9" o:spid="_x0000_s1026" style="width:425.2pt;height:.1pt;visibility:visible;mso-wrap-style:square;mso-left-percent:-10001;mso-top-percent:-10001;mso-position-horizontal:absolute;mso-position-horizontal-relative:char;mso-position-vertical:absolute;mso-position-vertical-relative:line;mso-left-percent:-10001;mso-top-percent:-10001;v-text-anchor:top" o:gfxdata="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" filled="f">
                 <w10:anchorlock/>
               </v:rect>
             </w:pict>
@@ -4626,9 +4716,6 @@
     <w:p>
       <w:pPr>
         <w:pStyle w:val="Ttulo3"/>
-        <w:rPr>
-          <w:rFonts w:eastAsia="Times New Roman"/>
-        </w:rPr>
       </w:pPr>
       <w:r>
         <w:rPr>
@@ -4637,7 +4724,15 @@
           <w:b w:val="0"/>
           <w:bCs w:val="0"/>
         </w:rPr>
-        <w:t>[NF016] Atualização do Ranking</w:t>
+        <w:t xml:space="preserve">[NF016] </w:t>
+      </w:r>
+      <w:r>
+        <w:rPr>
+          <w:rStyle w:val="Forte"/>
+          <w:b w:val="0"/>
+          <w:bCs w:val="0"/>
+        </w:rPr>
+        <w:t>Atualização dos Relatórios</w:t>
       </w:r>
     </w:p>
     <w:p>
@@ -4645,11 +4740,12 @@
         <w:pStyle w:val="NormalWeb"/>
       </w:pPr>
       <w:r>
-        <w:t>O ranking deverá ser atualizado automaticamente conforme o desempenho do usuário.</w:t>
-      </w:r>
-    </w:p>
-    <w:p>
-      <w:pPr>
+        <w:t>Os relatórios deverão ser atualizados automaticamente sempre que houver alterações nas movimentações financeiras do usuário, como cadastro de receitas, despesas ou investimentos, garantindo que as informações exibidas estejam sempre atualizadas.</w:t>
+      </w:r>
+    </w:p>
+    <w:p>
+      <w:pPr>
+        <w:pStyle w:val="Ttulo3"/>
         <w:rPr>
           <w:rFonts w:eastAsia="Times New Roman"/>
         </w:rPr>
@@ -4710,9 +4806,9 @@
               </wp:inline>
             </w:drawing>
           </mc:Choice>
-          <mc:Fallback>
+          <mc:Fallback xmlns:w16sdtfl="http://schemas.microsoft.com/office/word/2024/wordml/sdtformatlock" xmlns:w16sdtdh="http://schemas.microsoft.com/office/word/2020/wordml/sdtdatahash" xmlns:w16du="http://schemas.microsoft.com/office/word/2023/wordml/word16du" xmlns:w16="http://schemas.microsoft.com/office/word/2018/wordml" xmlns:w16cex="http://schemas.microsoft.com/office/word/2018/wordml/cex" xmlns:oel="http://schemas.microsoft.com/office/2019/extlst">
             <w:pict>
-              <v:rect w14:anchorId="4293A2A1" id="Retângulo 8" o:spid="_x0000_s1026" style="width:425.2pt;height:.1pt;visibility:visible;mso-wrap-style:square;mso-left-percent:-10001;mso-top-percent:-10001;mso-position-horizontal:absolute;mso-position-horizontal-relative:char;mso-position-vertical:absolute;mso-position-vertical-relative:line;mso-left-percent:-10001;mso-top-percent:-10001;v-text-anchor:top" o:gfxdata="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" filled="f">
+              <v:rect w14:anchorId="4293A2A1" id="Retângulo 8" o:spid="_x0000_s1026" style="width:425.2pt;height:.1pt;visibility:visible;mso-wrap-style:square;mso-left-percent:-10001;mso-top-percent:-10001;mso-position-horizontal:absolute;mso-position-horizontal-relative:char;mso-position-vertical:absolute;mso-position-vertical-relative:line;mso-left-percent:-10001;mso-top-percent:-10001;v-text-anchor:top" o:gfxdata="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" filled="f">
                 <w10:anchorlock/>
               </v:rect>
             </w:pict>
@@ -4723,19 +4819,14 @@
     <w:p>
       <w:pPr>
         <w:pStyle w:val="Ttulo3"/>
-        <w:rPr>
-          <w:rFonts w:eastAsia="Times New Roman"/>
-        </w:rPr>
       </w:pPr>
       <w:r>
         <w:rPr>
           <w:rStyle w:val="Forte"/>
-          <w:rFonts w:eastAsia="Times New Roman"/>
           <w:b w:val="0"/>
           <w:bCs w:val="0"/>
         </w:rPr>
-        <w:lastRenderedPageBreak/>
-        <w:t>[NF017] Precisão dos Simuladores</w:t>
+        <w:t>[NF017] Precisão das Informações de Investimentos</w:t>
       </w:r>
     </w:p>
     <w:p>
@@ -4743,11 +4834,12 @@
         <w:pStyle w:val="NormalWeb"/>
       </w:pPr>
       <w:r>
-        <w:t>Os simuladores deverão apresentar resultados corretos e confiáveis.</w:t>
-      </w:r>
-    </w:p>
-    <w:p>
-      <w:pPr>
+        <w:t>O sistema deverá apresentar informações precisas e atualizadas sobre os investimentos do usuário, garantindo que os valores de saldo, lucro, reserva de emergência e progresso das metas financeiras sejam calculados corretamente com base nos dados cadastrados ou obtidos por integração com instituições financeiras.</w:t>
+      </w:r>
+    </w:p>
+    <w:p>
+      <w:pPr>
+        <w:pStyle w:val="Ttulo3"/>
         <w:rPr>
           <w:rFonts w:eastAsia="Times New Roman"/>
         </w:rPr>
@@ -4808,9 +4900,9 @@
               </wp:inline>
             </w:drawing>
           </mc:Choice>
-          <mc:Fallback>
+          <mc:Fallback xmlns:w16sdtfl="http://schemas.microsoft.com/office/word/2024/wordml/sdtformatlock" xmlns:w16sdtdh="http://schemas.microsoft.com/office/word/2020/wordml/sdtdatahash" xmlns:w16du="http://schemas.microsoft.com/office/word/2023/wordml/word16du" xmlns:w16="http://schemas.microsoft.com/office/word/2018/wordml" xmlns:w16cex="http://schemas.microsoft.com/office/word/2018/wordml/cex" xmlns:oel="http://schemas.microsoft.com/office/2019/extlst">
             <w:pict>
-              <v:rect w14:anchorId="7D445253" id="Retângulo 7" o:spid="_x0000_s1026" style="width:425.2pt;height:.1pt;visibility:visible;mso-wrap-style:square;mso-left-percent:-10001;mso-top-percent:-10001;mso-position-horizontal:absolute;mso-position-horizontal-relative:char;mso-position-vertical:absolute;mso-position-vertical-relative:line;mso-left-percent:-10001;mso-top-percent:-10001;v-text-anchor:top" o:gfxdata="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" filled="f">
+              <v:rect w14:anchorId="7D445253" id="Retângulo 7" o:spid="_x0000_s1026" style="width:425.2pt;height:.1pt;visibility:visible;mso-wrap-style:square;mso-left-percent:-10001;mso-top-percent:-10001;mso-position-horizontal:absolute;mso-position-horizontal-relative:char;mso-position-vertical:absolute;mso-position-vertical-relative:line;mso-left-percent:-10001;mso-top-percent:-10001;v-text-anchor:top" o:gfxdata="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" filled="f">
                 <w10:anchorlock/>
               </v:rect>
             </w:pict>
@@ -4905,9 +4997,9 @@
               </wp:inline>
             </w:drawing>
           </mc:Choice>
-          <mc:Fallback>
+          <mc:Fallback xmlns:w16sdtfl="http://schemas.microsoft.com/office/word/2024/wordml/sdtformatlock" xmlns:w16sdtdh="http://schemas.microsoft.com/office/word/2020/wordml/sdtdatahash" xmlns:w16du="http://schemas.microsoft.com/office/word/2023/wordml/word16du" xmlns:w16="http://schemas.microsoft.com/office/word/2018/wordml" xmlns:w16cex="http://schemas.microsoft.com/office/word/2018/wordml/cex" xmlns:oel="http://schemas.microsoft.com/office/2019/extlst">
             <w:pict>
-              <v:rect w14:anchorId="47FF4842" id="Retângulo 6" o:spid="_x0000_s1026" style="width:425.2pt;height:.1pt;visibility:visible;mso-wrap-style:square;mso-left-percent:-10001;mso-top-percent:-10001;mso-position-horizontal:absolute;mso-position-horizontal-relative:char;mso-position-vertical:absolute;mso-position-vertical-relative:line;mso-left-percent:-10001;mso-top-percent:-10001;v-text-anchor:top" o:gfxdata="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" filled="f">
+              <v:rect w14:anchorId="47FF4842" id="Retângulo 6" o:spid="_x0000_s1026" style="width:425.2pt;height:.1pt;visibility:visible;mso-wrap-style:square;mso-left-percent:-10001;mso-top-percent:-10001;mso-position-horizontal:absolute;mso-position-horizontal-relative:char;mso-position-vertical:absolute;mso-position-vertical-relative:line;mso-left-percent:-10001;mso-top-percent:-10001;v-text-anchor:top" o:gfxdata="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" filled="f">
                 <w10:anchorlock/>
               </v:rect>
             </w:pict>
@@ -5019,9 +5111,9 @@
               </wp:inline>
             </w:drawing>
           </mc:Choice>
-          <mc:Fallback>
+          <mc:Fallback xmlns:w16sdtfl="http://schemas.microsoft.com/office/word/2024/wordml/sdtformatlock" xmlns:w16sdtdh="http://schemas.microsoft.com/office/word/2020/wordml/sdtdatahash" xmlns:w16du="http://schemas.microsoft.com/office/word/2023/wordml/word16du" xmlns:w16="http://schemas.microsoft.com/office/word/2018/wordml" xmlns:w16cex="http://schemas.microsoft.com/office/word/2018/wordml/cex" xmlns:oel="http://schemas.microsoft.com/office/2019/extlst">
             <w:pict>
-              <v:rect w14:anchorId="3440D487" id="Retângulo 5" o:spid="_x0000_s1026" style="width:425.2pt;height:.1pt;visibility:visible;mso-wrap-style:square;mso-left-percent:-10001;mso-top-percent:-10001;mso-position-horizontal:absolute;mso-position-horizontal-relative:char;mso-position-vertical:absolute;mso-position-vertical-relative:line;mso-left-percent:-10001;mso-top-percent:-10001;v-text-anchor:top" o:gfxdata="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" filled="f">
+              <v:rect w14:anchorId="3440D487" id="Retângulo 5" o:spid="_x0000_s1026" style="width:425.2pt;height:.1pt;visibility:visible;mso-wrap-style:square;mso-left-percent:-10001;mso-top-percent:-10001;mso-position-horizontal:absolute;mso-position-horizontal-relative:char;mso-position-vertical:absolute;mso-position-vertical-relative:line;mso-left-percent:-10001;mso-top-percent:-10001;v-text-anchor:top" o:gfxdata="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" filled="f">
                 <w10:anchorlock/>
               </v:rect>
             </w:pict>
@@ -5133,9 +5225,9 @@
               </wp:inline>
             </w:drawing>
           </mc:Choice>
-          <mc:Fallback>
+          <mc:Fallback xmlns:w16sdtfl="http://schemas.microsoft.com/office/word/2024/wordml/sdtformatlock" xmlns:w16sdtdh="http://schemas.microsoft.com/office/word/2020/wordml/sdtdatahash" xmlns:w16du="http://schemas.microsoft.com/office/word/2023/wordml/word16du" xmlns:w16="http://schemas.microsoft.com/office/word/2018/wordml" xmlns:w16cex="http://schemas.microsoft.com/office/word/2018/wordml/cex" xmlns:oel="http://schemas.microsoft.com/office/2019/extlst">
             <w:pict>
-              <v:rect w14:anchorId="5A25238B" id="Retângulo 4" o:spid="_x0000_s1026" style="width:425.2pt;height:.1pt;visibility:visible;mso-wrap-style:square;mso-left-percent:-10001;mso-top-percent:-10001;mso-position-horizontal:absolute;mso-position-horizontal-relative:char;mso-position-vertical:absolute;mso-position-vertical-relative:line;mso-left-percent:-10001;mso-top-percent:-10001;v-text-anchor:top" o:gfxdata="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" filled="f">
+              <v:rect w14:anchorId="5A25238B" id="Retângulo 4" o:spid="_x0000_s1026" style="width:425.2pt;height:.1pt;visibility:visible;mso-wrap-style:square;mso-left-percent:-10001;mso-top-percent:-10001;mso-position-horizontal:absolute;mso-position-horizontal-relative:char;mso-position-vertical:absolute;mso-position-vertical-relative:line;mso-left-percent:-10001;mso-top-percent:-10001;v-text-anchor:top" o:gfxdata="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" filled="f">
                 <w10:anchorlock/>
               </v:rect>
             </w:pict>
@@ -5157,6 +5249,7 @@
           <w:b w:val="0"/>
           <w:bCs w:val="0"/>
         </w:rPr>
+        <w:lastRenderedPageBreak/>
         <w:t>7. Informações Adicionais</w:t>
       </w:r>
     </w:p>
@@ -5237,9 +5330,9 @@
               </wp:inline>
             </w:drawing>
           </mc:Choice>
-          <mc:Fallback>
+          <mc:Fallback xmlns:w16sdtfl="http://schemas.microsoft.com/office/word/2024/wordml/sdtformatlock" xmlns:w16sdtdh="http://schemas.microsoft.com/office/word/2020/wordml/sdtdatahash" xmlns:w16du="http://schemas.microsoft.com/office/word/2023/wordml/word16du" xmlns:w16="http://schemas.microsoft.com/office/word/2018/wordml" xmlns:w16cex="http://schemas.microsoft.com/office/word/2018/wordml/cex" xmlns:oel="http://schemas.microsoft.com/office/2019/extlst">
             <w:pict>
-              <v:rect w14:anchorId="33DCD9E3" id="Retângulo 3" o:spid="_x0000_s1026" style="width:425.2pt;height:.1pt;visibility:visible;mso-wrap-style:square;mso-left-percent:-10001;mso-top-percent:-10001;mso-position-horizontal:absolute;mso-position-horizontal-relative:char;mso-position-vertical:absolute;mso-position-vertical-relative:line;mso-left-percent:-10001;mso-top-percent:-10001;v-text-anchor:top" o:gfxdata="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" filled="f">
+              <v:rect w14:anchorId="33DCD9E3" id="Retângulo 3" o:spid="_x0000_s1026" style="width:425.2pt;height:.1pt;visibility:visible;mso-wrap-style:square;mso-left-percent:-10001;mso-top-percent:-10001;mso-position-horizontal:absolute;mso-position-horizontal-relative:char;mso-position-vertical:absolute;mso-position-vertical-relative:line;mso-left-percent:-10001;mso-top-percent:-10001;v-text-anchor:top" o:gfxdata="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" filled="f">
                 <w10:anchorlock/>
               </v:rect>
             </w:pict>
@@ -5249,10 +5342,7 @@
     </w:p>
     <w:p>
       <w:pPr>
-        <w:pStyle w:val="Ttulo1"/>
-        <w:rPr>
-          <w:rFonts w:eastAsia="Times New Roman"/>
-        </w:rPr>
+        <w:pStyle w:val="Ttulo3"/>
       </w:pPr>
       <w:r>
         <w:rPr>
@@ -5261,97 +5351,178 @@
           <w:b w:val="0"/>
           <w:bCs w:val="0"/>
         </w:rPr>
-        <w:t>8. Orçamento (Estimativa)</w:t>
+        <w:t xml:space="preserve">8. </w:t>
+      </w:r>
+      <w:r>
+        <w:t>Orçamento (Estimativa)</w:t>
       </w:r>
     </w:p>
     <w:p>
       <w:pPr>
         <w:numPr>
           <w:ilvl w:val="0"/>
-          <w:numId w:val="11"/>
+          <w:numId w:val="16"/>
         </w:numPr>
         <w:spacing w:before="100" w:beforeAutospacing="1" w:after="100" w:afterAutospacing="1" w:line="240" w:lineRule="auto"/>
-        <w:rPr>
-          <w:rFonts w:eastAsia="Times New Roman"/>
-        </w:rPr>
-      </w:pPr>
-      <w:r>
-        <w:rPr>
-          <w:rFonts w:eastAsia="Times New Roman"/>
-        </w:rPr>
-        <w:t>Análise de requisitos: R$ 200,00</w:t>
+      </w:pPr>
+      <w:r>
+        <w:rPr>
+          <w:rStyle w:val="Forte"/>
+        </w:rPr>
+        <w:t>Análise de requisitos:</w:t>
+      </w:r>
+      <w:r>
+        <w:t xml:space="preserve"> R$ 500,00 </w:t>
       </w:r>
     </w:p>
     <w:p>
       <w:pPr>
         <w:numPr>
           <w:ilvl w:val="0"/>
-          <w:numId w:val="11"/>
+          <w:numId w:val="16"/>
         </w:numPr>
         <w:spacing w:before="100" w:beforeAutospacing="1" w:after="100" w:afterAutospacing="1" w:line="240" w:lineRule="auto"/>
-        <w:rPr>
-          <w:rFonts w:eastAsia="Times New Roman"/>
-        </w:rPr>
-      </w:pPr>
-      <w:r>
-        <w:rPr>
-          <w:rFonts w:eastAsia="Times New Roman"/>
-        </w:rPr>
-        <w:t>Design de interface: R$ 2.000,00</w:t>
+      </w:pPr>
+      <w:r>
+        <w:rPr>
+          <w:rStyle w:val="Forte"/>
+        </w:rPr>
+        <w:t>Design de interface (UI/UX):</w:t>
+      </w:r>
+      <w:r>
+        <w:t xml:space="preserve"> R$ 2.000,00 </w:t>
       </w:r>
     </w:p>
     <w:p>
       <w:pPr>
         <w:numPr>
           <w:ilvl w:val="0"/>
-          <w:numId w:val="11"/>
+          <w:numId w:val="16"/>
         </w:numPr>
         <w:spacing w:before="100" w:beforeAutospacing="1" w:after="100" w:afterAutospacing="1" w:line="240" w:lineRule="auto"/>
-        <w:rPr>
-          <w:rFonts w:eastAsia="Times New Roman"/>
-        </w:rPr>
-      </w:pPr>
-      <w:r>
-        <w:rPr>
-          <w:rFonts w:eastAsia="Times New Roman"/>
-        </w:rPr>
-        <w:t>Desenvolvimento: R$ 3.000,00</w:t>
+      </w:pPr>
+      <w:r>
+        <w:rPr>
+          <w:rStyle w:val="Forte"/>
+        </w:rPr>
+        <w:t>Desenvolvimento Front-</w:t>
+      </w:r>
+      <w:proofErr w:type="spellStart"/>
+      <w:r>
+        <w:rPr>
+          <w:rStyle w:val="Forte"/>
+        </w:rPr>
+        <w:t>end</w:t>
+      </w:r>
+      <w:proofErr w:type="spellEnd"/>
+      <w:r>
+        <w:rPr>
+          <w:rStyle w:val="Forte"/>
+        </w:rPr>
+        <w:t>:</w:t>
+      </w:r>
+      <w:r>
+        <w:t xml:space="preserve"> R$ 3.000,00 </w:t>
       </w:r>
     </w:p>
     <w:p>
       <w:pPr>
         <w:numPr>
           <w:ilvl w:val="0"/>
-          <w:numId w:val="11"/>
+          <w:numId w:val="16"/>
         </w:numPr>
         <w:spacing w:before="100" w:beforeAutospacing="1" w:after="100" w:afterAutospacing="1" w:line="240" w:lineRule="auto"/>
-        <w:rPr>
-          <w:rFonts w:eastAsia="Times New Roman"/>
-        </w:rPr>
-      </w:pPr>
-      <w:r>
-        <w:rPr>
-          <w:rFonts w:eastAsia="Times New Roman"/>
-        </w:rPr>
-        <w:t>Testes: R$ 500,00</w:t>
+      </w:pPr>
+      <w:r>
+        <w:rPr>
+          <w:rStyle w:val="Forte"/>
+        </w:rPr>
+        <w:t>Desenvolvimento Back-</w:t>
+      </w:r>
+      <w:proofErr w:type="spellStart"/>
+      <w:r>
+        <w:rPr>
+          <w:rStyle w:val="Forte"/>
+        </w:rPr>
+        <w:t>end</w:t>
+      </w:r>
+      <w:proofErr w:type="spellEnd"/>
+      <w:r>
+        <w:rPr>
+          <w:rStyle w:val="Forte"/>
+        </w:rPr>
+        <w:t xml:space="preserve"> e Banco de Dados:</w:t>
+      </w:r>
+      <w:r>
+        <w:t xml:space="preserve"> R$ 3.500,00 </w:t>
       </w:r>
     </w:p>
     <w:p>
       <w:pPr>
         <w:numPr>
           <w:ilvl w:val="0"/>
-          <w:numId w:val="11"/>
+          <w:numId w:val="16"/>
         </w:numPr>
         <w:spacing w:before="100" w:beforeAutospacing="1" w:after="100" w:afterAutospacing="1" w:line="240" w:lineRule="auto"/>
-        <w:rPr>
-          <w:rFonts w:eastAsia="Times New Roman"/>
-        </w:rPr>
-      </w:pPr>
-      <w:r>
-        <w:rPr>
-          <w:rFonts w:eastAsia="Times New Roman"/>
-        </w:rPr>
-        <w:t>Implantação: R$ 2.000,00</w:t>
+      </w:pPr>
+      <w:r>
+        <w:rPr>
+          <w:rStyle w:val="Forte"/>
+        </w:rPr>
+        <w:t xml:space="preserve">Implementação dos módulos (Cursos, </w:t>
+      </w:r>
+      <w:proofErr w:type="spellStart"/>
+      <w:r>
+        <w:rPr>
+          <w:rStyle w:val="Forte"/>
+        </w:rPr>
+        <w:t>Quizzes</w:t>
+      </w:r>
+      <w:proofErr w:type="spellEnd"/>
+      <w:r>
+        <w:rPr>
+          <w:rStyle w:val="Forte"/>
+        </w:rPr>
+        <w:t>, Relatórios e Investimentos):</w:t>
+      </w:r>
+      <w:r>
+        <w:t xml:space="preserve"> R$ 2.000,00 </w:t>
+      </w:r>
+    </w:p>
+    <w:p>
+      <w:pPr>
+        <w:numPr>
+          <w:ilvl w:val="0"/>
+          <w:numId w:val="16"/>
+        </w:numPr>
+        <w:spacing w:before="100" w:beforeAutospacing="1" w:after="100" w:afterAutospacing="1" w:line="240" w:lineRule="auto"/>
+      </w:pPr>
+      <w:r>
+        <w:rPr>
+          <w:rStyle w:val="Forte"/>
+        </w:rPr>
+        <w:t>Testes e validação:</w:t>
+      </w:r>
+      <w:r>
+        <w:t xml:space="preserve"> R$ 1.000,00 </w:t>
+      </w:r>
+    </w:p>
+    <w:p>
+      <w:pPr>
+        <w:numPr>
+          <w:ilvl w:val="0"/>
+          <w:numId w:val="16"/>
+        </w:numPr>
+        <w:spacing w:before="100" w:beforeAutospacing="1" w:after="100" w:afterAutospacing="1" w:line="240" w:lineRule="auto"/>
+      </w:pPr>
+      <w:r>
+        <w:rPr>
+          <w:rStyle w:val="Forte"/>
+        </w:rPr>
+        <w:t>Implantação:</w:t>
+      </w:r>
+      <w:r>
+        <w:t xml:space="preserve"> R$ 1.000,00 </w:t>
       </w:r>
     </w:p>
     <w:p>
@@ -5365,11 +5536,18 @@
         <w:t>Total:</w:t>
       </w:r>
       <w:r>
-        <w:t xml:space="preserve"> R$ 7.700,00</w:t>
-      </w:r>
-    </w:p>
-    <w:p>
-      <w:pPr>
+        <w:t xml:space="preserve"> </w:t>
+      </w:r>
+      <w:r>
+        <w:rPr>
+          <w:rStyle w:val="Forte"/>
+        </w:rPr>
+        <w:t>R$ 13.000,00</w:t>
+      </w:r>
+    </w:p>
+    <w:p>
+      <w:pPr>
+        <w:pStyle w:val="Ttulo1"/>
         <w:rPr>
           <w:rFonts w:eastAsia="Times New Roman"/>
         </w:rPr>
@@ -5379,7 +5557,6 @@
           <w:rFonts w:eastAsia="Times New Roman"/>
           <w:noProof/>
         </w:rPr>
-        <w:lastRenderedPageBreak/>
         <mc:AlternateContent>
           <mc:Choice Requires="wps">
             <w:drawing>
@@ -5431,9 +5608,9 @@
               </wp:inline>
             </w:drawing>
           </mc:Choice>
-          <mc:Fallback>
+          <mc:Fallback xmlns:w16sdtfl="http://schemas.microsoft.com/office/word/2024/wordml/sdtformatlock" xmlns:w16sdtdh="http://schemas.microsoft.com/office/word/2020/wordml/sdtdatahash" xmlns:w16du="http://schemas.microsoft.com/office/word/2023/wordml/word16du" xmlns:w16="http://schemas.microsoft.com/office/word/2018/wordml" xmlns:w16cex="http://schemas.microsoft.com/office/word/2018/wordml/cex" xmlns:oel="http://schemas.microsoft.com/office/2019/extlst">
             <w:pict>
-              <v:rect w14:anchorId="482E2BC7" id="Retângulo 2" o:spid="_x0000_s1026" style="width:425.2pt;height:.1pt;visibility:visible;mso-wrap-style:square;mso-left-percent:-10001;mso-top-percent:-10001;mso-position-horizontal:absolute;mso-position-horizontal-relative:char;mso-position-vertical:absolute;mso-position-vertical-relative:line;mso-left-percent:-10001;mso-top-percent:-10001;v-text-anchor:top" o:gfxdata="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" filled="f">
+              <v:rect w14:anchorId="482E2BC7" id="Retângulo 2" o:spid="_x0000_s1026" style="width:425.2pt;height:.1pt;visibility:visible;mso-wrap-style:square;mso-left-percent:-10001;mso-top-percent:-10001;mso-position-horizontal:absolute;mso-position-horizontal-relative:char;mso-position-vertical:absolute;mso-position-vertical-relative:line;mso-left-percent:-10001;mso-top-percent:-10001;v-text-anchor:top" o:gfxdata="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" filled="f">
                 <w10:anchorlock/>
               </v:rect>
             </w:pict>
@@ -5546,7 +5723,10 @@
               <w:pStyle w:val="NormalWeb"/>
             </w:pPr>
             <w:r>
-              <w:t xml:space="preserve">Gerente do projeto </w:t>
+              <w:t>Desenvolvedora</w:t>
+            </w:r>
+            <w:r>
+              <w:t xml:space="preserve"> </w:t>
             </w:r>
           </w:p>
         </w:tc>
@@ -5573,6 +5753,9 @@
             <w:pPr>
               <w:pStyle w:val="NormalWeb"/>
             </w:pPr>
+            <w:r>
+              <w:t>Julia G.</w:t>
+            </w:r>
           </w:p>
         </w:tc>
         <w:tc>
@@ -5583,6 +5766,9 @@
             <w:pPr>
               <w:pStyle w:val="NormalWeb"/>
             </w:pPr>
+            <w:r>
+              <w:t>Gerente do projeto</w:t>
+            </w:r>
           </w:p>
         </w:tc>
         <w:tc>
@@ -5593,6 +5779,11 @@
             <w:pPr>
               <w:pStyle w:val="NormalWeb"/>
             </w:pPr>
+            <w:r>
+              <w:t>31/07/2026</w:t>
+            </w:r>
+            <w:bookmarkStart w:id="0" w:name="_GoBack"/>
+            <w:bookmarkEnd w:id="0"/>
           </w:p>
         </w:tc>
       </w:tr>
@@ -5664,9 +5855,9 @@
               </wp:inline>
             </w:drawing>
           </mc:Choice>
-          <mc:Fallback>
+          <mc:Fallback xmlns:w16sdtfl="http://schemas.microsoft.com/office/word/2024/wordml/sdtformatlock" xmlns:w16sdtdh="http://schemas.microsoft.com/office/word/2020/wordml/sdtdatahash" xmlns:w16du="http://schemas.microsoft.com/office/word/2023/wordml/word16du" xmlns:w16="http://schemas.microsoft.com/office/word/2018/wordml" xmlns:w16cex="http://schemas.microsoft.com/office/word/2018/wordml/cex" xmlns:oel="http://schemas.microsoft.com/office/2019/extlst">
             <w:pict>
-              <v:rect w14:anchorId="2849B1AD" id="Retângulo 1" o:spid="_x0000_s1026" style="width:425.2pt;height:.1pt;visibility:visible;mso-wrap-style:square;mso-left-percent:-10001;mso-top-percent:-10001;mso-position-horizontal:absolute;mso-position-horizontal-relative:char;mso-position-vertical:absolute;mso-position-vertical-relative:line;mso-left-percent:-10001;mso-top-percent:-10001;v-text-anchor:top" o:gfxdata="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" filled="f">
+              <v:rect w14:anchorId="2849B1AD" id="Retângulo 1" o:spid="_x0000_s1026" style="width:425.2pt;height:.1pt;visibility:visible;mso-wrap-style:square;mso-left-percent:-10001;mso-top-percent:-10001;mso-position-horizontal:absolute;mso-position-horizontal-relative:char;mso-position-vertical:absolute;mso-position-vertical-relative:line;mso-left-percent:-10001;mso-top-percent:-10001;v-text-anchor:top" o:gfxdata="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" filled="f">
                 <w10:anchorlock/>
               </v:rect>
             </w:pict>
@@ -5694,8 +5885,157 @@
 </file>
 
 <file path=word/numbering.xml><?xml version="1.0" encoding="utf-8"?>
-<w:numbering xmlns:wpc="http://schemas.microsoft.com/office/word/2010/wordprocessingCanvas" xmlns:cx="http://schemas.microsoft.com/office/drawing/2014/chartex" xmlns:cx1="http://schemas.microsoft.com/office/drawing/2015/9/8/chartex" xmlns:cx2="http://schemas.microsoft.com/office/drawing/2015/10/21/chartex" xmlns:cx3="http://schemas.microsoft.com/office/drawing/2016/5/9/chartex" xmlns:cx4="http://schemas.microsoft.com/office/drawing/2016/5/10/chartex" xmlns:cx5="http://schemas.microsoft.com/office/drawing/2016/5/11/chartex" xmlns:cx6="http://schemas.microsoft.com/office/drawing/2016/5/12/chartex" xmlns:cx7="http://schemas.microsoft.com/office/drawing/2016/5/13/chartex" xmlns:cx8="http://schemas.microsoft.com/office/drawing/2016/5/14/chartex" xmlns:mc="http://schemas.openxmlformats.org/markup-compatibility/2006" xmlns:aink="http://schemas.microsoft.com/office/drawing/2016/ink" xmlns:am3d="http://schemas.microsoft.com/office/drawing/2017/model3d" xmlns:o="urn:schemas-microsoft-com:office:office" xmlns:oel="http://schemas.microsoft.com/office/2019/extlst" xmlns:r="http://schemas.openxmlformats.org/officeDocument/2006/relationships" xmlns:m="http://schemas.openxmlformats.org/officeDocument/2006/math" xmlns:v="urn:schemas-microsoft-com:vml" xmlns:wp14="http://schemas.microsoft.com/office/word/2010/wordprocessingDrawing" xmlns:wp="http://schemas.openxmlformats.org/drawingml/2006/wordprocessingDrawing" xmlns:w10="urn:schemas-microsoft-com:office:word" xmlns:w="http://schemas.openxmlformats.org/wordprocessingml/2006/main" xmlns:w14="http://schemas.microsoft.com/office/word/2010/wordml" xmlns:w15="http://schemas.microsoft.com/office/word/2012/wordml" xmlns:w16cex="http://schemas.microsoft.com/office/word/2018/wordml/cex" xmlns:w16cid="http://schemas.microsoft.com/office/word/2016/wordml/cid" xmlns:w16="http://schemas.microsoft.com/office/word/2018/wordml" xmlns:w16du="http://schemas.microsoft.com/office/word/2023/wordml/word16du" xmlns:w16sdtdh="http://schemas.microsoft.com/office/word/2020/wordml/sdtdatahash" xmlns:w16sdtfl="http://schemas.microsoft.com/office/word/2024/wordml/sdtformatlock" xmlns:w16se="http://schemas.microsoft.com/office/word/2015/wordml/symex" xmlns:wpg="http://schemas.microsoft.com/office/word/2010/wordprocessingGroup" xmlns:wpi="http://schemas.microsoft.com/office/word/2010/wordprocessingInk" xmlns:wne="http://schemas.microsoft.com/office/word/2006/wordml" xmlns:wps="http://schemas.microsoft.com/office/word/2010/wordprocessingShape" mc:Ignorable="w14 w15 w16se w16cid w16 w16cex w16sdtdh w16sdtfl w16du wp14">
+<w:numbering xmlns:wpc="http://schemas.microsoft.com/office/word/2010/wordprocessingCanvas" xmlns:cx="http://schemas.microsoft.com/office/drawing/2014/chartex" xmlns:cx1="http://schemas.microsoft.com/office/drawing/2015/9/8/chartex" xmlns:cx2="http://schemas.microsoft.com/office/drawing/2015/10/21/chartex" xmlns:cx3="http://schemas.microsoft.com/office/drawing/2016/5/9/chartex" xmlns:cx4="http://schemas.microsoft.com/office/drawing/2016/5/10/chartex" xmlns:cx5="http://schemas.microsoft.com/office/drawing/2016/5/11/chartex" xmlns:cx6="http://schemas.microsoft.com/office/drawing/2016/5/12/chartex" xmlns:cx7="http://schemas.microsoft.com/office/drawing/2016/5/13/chartex" xmlns:cx8="http://schemas.microsoft.com/office/drawing/2016/5/14/chartex" xmlns:mc="http://schemas.openxmlformats.org/markup-compatibility/2006" xmlns:aink="http://schemas.microsoft.com/office/drawing/2016/ink" xmlns:am3d="http://schemas.microsoft.com/office/drawing/2017/model3d" xmlns:o="urn:schemas-microsoft-com:office:office" xmlns:r="http://schemas.openxmlformats.org/officeDocument/2006/relationships" xmlns:m="http://schemas.openxmlformats.org/officeDocument/2006/math" xmlns:v="urn:schemas-microsoft-com:vml" xmlns:wp14="http://schemas.microsoft.com/office/word/2010/wordprocessingDrawing" xmlns:wp="http://schemas.openxmlformats.org/drawingml/2006/wordprocessingDrawing" xmlns:w10="urn:schemas-microsoft-com:office:word" xmlns:w="http://schemas.openxmlformats.org/wordprocessingml/2006/main" xmlns:w14="http://schemas.microsoft.com/office/word/2010/wordml" xmlns:w15="http://schemas.microsoft.com/office/word/2012/wordml" xmlns:w16cid="http://schemas.microsoft.com/office/word/2016/wordml/cid" xmlns:w16se="http://schemas.microsoft.com/office/word/2015/wordml/symex" xmlns:wpg="http://schemas.microsoft.com/office/word/2010/wordprocessingGroup" xmlns:wpi="http://schemas.microsoft.com/office/word/2010/wordprocessingInk" xmlns:wne="http://schemas.microsoft.com/office/word/2006/wordml" xmlns:wps="http://schemas.microsoft.com/office/word/2010/wordprocessingShape" mc:Ignorable="w14 w15 w16se w16cid wp14">
   <w:abstractNum w:abstractNumId="0" w15:restartNumberingAfterBreak="0">
+    <w:nsid w:val="153263D5"/>
+    <w:multiLevelType w:val="multilevel"/>
+    <w:tmpl w:val="7090BA8A"/>
+    <w:lvl w:ilvl="0">
+      <w:start w:val="1"/>
+      <w:numFmt w:val="bullet"/>
+      <w:lvlText w:val=""/>
+      <w:lvlJc w:val="left"/>
+      <w:pPr>
+        <w:tabs>
+          <w:tab w:val="num" w:pos="720"/>
+        </w:tabs>
+        <w:ind w:left="720" w:hanging="360"/>
+      </w:pPr>
+      <w:rPr>
+        <w:rFonts w:ascii="Symbol" w:hAnsi="Symbol" w:hint="default"/>
+        <w:sz w:val="20"/>
+      </w:rPr>
+    </w:lvl>
+    <w:lvl w:ilvl="1" w:tentative="1">
+      <w:start w:val="1"/>
+      <w:numFmt w:val="bullet"/>
+      <w:lvlText w:val="o"/>
+      <w:lvlJc w:val="left"/>
+      <w:pPr>
+        <w:tabs>
+          <w:tab w:val="num" w:pos="1440"/>
+        </w:tabs>
+        <w:ind w:left="1440" w:hanging="360"/>
+      </w:pPr>
+      <w:rPr>
+        <w:rFonts w:ascii="Courier New" w:hAnsi="Courier New" w:hint="default"/>
+        <w:sz w:val="20"/>
+      </w:rPr>
+    </w:lvl>
+    <w:lvl w:ilvl="2" w:tentative="1">
+      <w:start w:val="1"/>
+      <w:numFmt w:val="bullet"/>
+      <w:lvlText w:val=""/>
+      <w:lvlJc w:val="left"/>
+      <w:pPr>
+        <w:tabs>
+          <w:tab w:val="num" w:pos="2160"/>
+        </w:tabs>
+        <w:ind w:left="2160" w:hanging="360"/>
+      </w:pPr>
+      <w:rPr>
+        <w:rFonts w:ascii="Wingdings" w:hAnsi="Wingdings" w:hint="default"/>
+        <w:sz w:val="20"/>
+      </w:rPr>
+    </w:lvl>
+    <w:lvl w:ilvl="3" w:tentative="1">
+      <w:start w:val="1"/>
+      <w:numFmt w:val="bullet"/>
+      <w:lvlText w:val=""/>
+      <w:lvlJc w:val="left"/>
+      <w:pPr>
+        <w:tabs>
+          <w:tab w:val="num" w:pos="2880"/>
+        </w:tabs>
+        <w:ind w:left="2880" w:hanging="360"/>
+      </w:pPr>
+      <w:rPr>
+        <w:rFonts w:ascii="Wingdings" w:hAnsi="Wingdings" w:hint="default"/>
+        <w:sz w:val="20"/>
+      </w:rPr>
+    </w:lvl>
+    <w:lvl w:ilvl="4" w:tentative="1">
+      <w:start w:val="1"/>
+      <w:numFmt w:val="bullet"/>
+      <w:lvlText w:val=""/>
+      <w:lvlJc w:val="left"/>
+      <w:pPr>
+        <w:tabs>
+          <w:tab w:val="num" w:pos="3600"/>
+        </w:tabs>
+        <w:ind w:left="3600" w:hanging="360"/>
+      </w:pPr>
+      <w:rPr>
+        <w:rFonts w:ascii="Wingdings" w:hAnsi="Wingdings" w:hint="default"/>
+        <w:sz w:val="20"/>
+      </w:rPr>
+    </w:lvl>
+    <w:lvl w:ilvl="5" w:tentative="1">
+      <w:start w:val="1"/>
+      <w:numFmt w:val="bullet"/>
+      <w:lvlText w:val=""/>
+      <w:lvlJc w:val="left"/>
+      <w:pPr>
+        <w:tabs>
+          <w:tab w:val="num" w:pos="4320"/>
+        </w:tabs>
+        <w:ind w:left="4320" w:hanging="360"/>
+      </w:pPr>
+      <w:rPr>
+        <w:rFonts w:ascii="Wingdings" w:hAnsi="Wingdings" w:hint="default"/>
+        <w:sz w:val="20"/>
+      </w:rPr>
+    </w:lvl>
+    <w:lvl w:ilvl="6" w:tentative="1">
+      <w:start w:val="1"/>
+      <w:numFmt w:val="bullet"/>
+      <w:lvlText w:val=""/>
+      <w:lvlJc w:val="left"/>
+      <w:pPr>
+        <w:tabs>
+          <w:tab w:val="num" w:pos="5040"/>
+        </w:tabs>
+        <w:ind w:left="5040" w:hanging="360"/>
+      </w:pPr>
+      <w:rPr>
+        <w:rFonts w:ascii="Wingdings" w:hAnsi="Wingdings" w:hint="default"/>
+        <w:sz w:val="20"/>
+      </w:rPr>
+    </w:lvl>
+    <w:lvl w:ilvl="7" w:tentative="1">
+      <w:start w:val="1"/>
+      <w:numFmt w:val="bullet"/>
+      <w:lvlText w:val=""/>
+      <w:lvlJc w:val="left"/>
+      <w:pPr>
+        <w:tabs>
+          <w:tab w:val="num" w:pos="5760"/>
+        </w:tabs>
+        <w:ind w:left="5760" w:hanging="360"/>
+      </w:pPr>
+      <w:rPr>
+        <w:rFonts w:ascii="Wingdings" w:hAnsi="Wingdings" w:hint="default"/>
+        <w:sz w:val="20"/>
+      </w:rPr>
+    </w:lvl>
+    <w:lvl w:ilvl="8" w:tentative="1">
+      <w:start w:val="1"/>
+      <w:numFmt w:val="bullet"/>
+      <w:lvlText w:val=""/>
+      <w:lvlJc w:val="left"/>
+      <w:pPr>
+        <w:tabs>
+          <w:tab w:val="num" w:pos="6480"/>
+        </w:tabs>
+        <w:ind w:left="6480" w:hanging="360"/>
+      </w:pPr>
+      <w:rPr>
+        <w:rFonts w:ascii="Wingdings" w:hAnsi="Wingdings" w:hint="default"/>
+        <w:sz w:val="20"/>
+      </w:rPr>
+    </w:lvl>
+  </w:abstractNum>
+  <w:abstractNum w:abstractNumId="1" w15:restartNumberingAfterBreak="0">
     <w:nsid w:val="17E30B37"/>
     <w:multiLevelType w:val="multilevel"/>
     <w:tmpl w:val="FFFFFFFF"/>
@@ -5844,7 +6184,7 @@
       </w:rPr>
     </w:lvl>
   </w:abstractNum>
-  <w:abstractNum w:abstractNumId="1" w15:restartNumberingAfterBreak="0">
+  <w:abstractNum w:abstractNumId="2" w15:restartNumberingAfterBreak="0">
     <w:nsid w:val="19CE1F5F"/>
     <w:multiLevelType w:val="multilevel"/>
     <w:tmpl w:val="FFFFFFFF"/>
@@ -5993,7 +6333,7 @@
       </w:rPr>
     </w:lvl>
   </w:abstractNum>
-  <w:abstractNum w:abstractNumId="2" w15:restartNumberingAfterBreak="0">
+  <w:abstractNum w:abstractNumId="3" w15:restartNumberingAfterBreak="0">
     <w:nsid w:val="1A154414"/>
     <w:multiLevelType w:val="multilevel"/>
     <w:tmpl w:val="FFFFFFFF"/>
@@ -6142,7 +6482,7 @@
       </w:rPr>
     </w:lvl>
   </w:abstractNum>
-  <w:abstractNum w:abstractNumId="3" w15:restartNumberingAfterBreak="0">
+  <w:abstractNum w:abstractNumId="4" w15:restartNumberingAfterBreak="0">
     <w:nsid w:val="3435248B"/>
     <w:multiLevelType w:val="multilevel"/>
     <w:tmpl w:val="FFFFFFFF"/>
@@ -6291,7 +6631,7 @@
       </w:rPr>
     </w:lvl>
   </w:abstractNum>
-  <w:abstractNum w:abstractNumId="4" w15:restartNumberingAfterBreak="0">
+  <w:abstractNum w:abstractNumId="5" w15:restartNumberingAfterBreak="0">
     <w:nsid w:val="38AA0938"/>
     <w:multiLevelType w:val="hybridMultilevel"/>
     <w:tmpl w:val="D00010AA"/>
@@ -6404,7 +6744,7 @@
       </w:rPr>
     </w:lvl>
   </w:abstractNum>
-  <w:abstractNum w:abstractNumId="5" w15:restartNumberingAfterBreak="0">
+  <w:abstractNum w:abstractNumId="6" w15:restartNumberingAfterBreak="0">
     <w:nsid w:val="3D262658"/>
     <w:multiLevelType w:val="multilevel"/>
     <w:tmpl w:val="FFFFFFFF"/>
@@ -6553,7 +6893,7 @@
       </w:rPr>
     </w:lvl>
   </w:abstractNum>
-  <w:abstractNum w:abstractNumId="6" w15:restartNumberingAfterBreak="0">
+  <w:abstractNum w:abstractNumId="7" w15:restartNumberingAfterBreak="0">
     <w:nsid w:val="447B76C1"/>
     <w:multiLevelType w:val="multilevel"/>
     <w:tmpl w:val="FFFFFFFF"/>
@@ -6702,7 +7042,156 @@
       </w:rPr>
     </w:lvl>
   </w:abstractNum>
-  <w:abstractNum w:abstractNumId="7" w15:restartNumberingAfterBreak="0">
+  <w:abstractNum w:abstractNumId="8" w15:restartNumberingAfterBreak="0">
+    <w:nsid w:val="49F17074"/>
+    <w:multiLevelType w:val="multilevel"/>
+    <w:tmpl w:val="D91A7732"/>
+    <w:lvl w:ilvl="0">
+      <w:start w:val="1"/>
+      <w:numFmt w:val="bullet"/>
+      <w:lvlText w:val=""/>
+      <w:lvlJc w:val="left"/>
+      <w:pPr>
+        <w:tabs>
+          <w:tab w:val="num" w:pos="720"/>
+        </w:tabs>
+        <w:ind w:left="720" w:hanging="360"/>
+      </w:pPr>
+      <w:rPr>
+        <w:rFonts w:ascii="Symbol" w:hAnsi="Symbol" w:hint="default"/>
+        <w:sz w:val="20"/>
+      </w:rPr>
+    </w:lvl>
+    <w:lvl w:ilvl="1" w:tentative="1">
+      <w:start w:val="1"/>
+      <w:numFmt w:val="bullet"/>
+      <w:lvlText w:val="o"/>
+      <w:lvlJc w:val="left"/>
+      <w:pPr>
+        <w:tabs>
+          <w:tab w:val="num" w:pos="1440"/>
+        </w:tabs>
+        <w:ind w:left="1440" w:hanging="360"/>
+      </w:pPr>
+      <w:rPr>
+        <w:rFonts w:ascii="Courier New" w:hAnsi="Courier New" w:hint="default"/>
+        <w:sz w:val="20"/>
+      </w:rPr>
+    </w:lvl>
+    <w:lvl w:ilvl="2" w:tentative="1">
+      <w:start w:val="1"/>
+      <w:numFmt w:val="bullet"/>
+      <w:lvlText w:val=""/>
+      <w:lvlJc w:val="left"/>
+      <w:pPr>
+        <w:tabs>
+          <w:tab w:val="num" w:pos="2160"/>
+        </w:tabs>
+        <w:ind w:left="2160" w:hanging="360"/>
+      </w:pPr>
+      <w:rPr>
+        <w:rFonts w:ascii="Wingdings" w:hAnsi="Wingdings" w:hint="default"/>
+        <w:sz w:val="20"/>
+      </w:rPr>
+    </w:lvl>
+    <w:lvl w:ilvl="3" w:tentative="1">
+      <w:start w:val="1"/>
+      <w:numFmt w:val="bullet"/>
+      <w:lvlText w:val=""/>
+      <w:lvlJc w:val="left"/>
+      <w:pPr>
+        <w:tabs>
+          <w:tab w:val="num" w:pos="2880"/>
+        </w:tabs>
+        <w:ind w:left="2880" w:hanging="360"/>
+      </w:pPr>
+      <w:rPr>
+        <w:rFonts w:ascii="Wingdings" w:hAnsi="Wingdings" w:hint="default"/>
+        <w:sz w:val="20"/>
+      </w:rPr>
+    </w:lvl>
+    <w:lvl w:ilvl="4" w:tentative="1">
+      <w:start w:val="1"/>
+      <w:numFmt w:val="bullet"/>
+      <w:lvlText w:val=""/>
+      <w:lvlJc w:val="left"/>
+      <w:pPr>
+        <w:tabs>
+          <w:tab w:val="num" w:pos="3600"/>
+        </w:tabs>
+        <w:ind w:left="3600" w:hanging="360"/>
+      </w:pPr>
+      <w:rPr>
+        <w:rFonts w:ascii="Wingdings" w:hAnsi="Wingdings" w:hint="default"/>
+        <w:sz w:val="20"/>
+      </w:rPr>
+    </w:lvl>
+    <w:lvl w:ilvl="5" w:tentative="1">
+      <w:start w:val="1"/>
+      <w:numFmt w:val="bullet"/>
+      <w:lvlText w:val=""/>
+      <w:lvlJc w:val="left"/>
+      <w:pPr>
+        <w:tabs>
+          <w:tab w:val="num" w:pos="4320"/>
+        </w:tabs>
+        <w:ind w:left="4320" w:hanging="360"/>
+      </w:pPr>
+      <w:rPr>
+        <w:rFonts w:ascii="Wingdings" w:hAnsi="Wingdings" w:hint="default"/>
+        <w:sz w:val="20"/>
+      </w:rPr>
+    </w:lvl>
+    <w:lvl w:ilvl="6" w:tentative="1">
+      <w:start w:val="1"/>
+      <w:numFmt w:val="bullet"/>
+      <w:lvlText w:val=""/>
+      <w:lvlJc w:val="left"/>
+      <w:pPr>
+        <w:tabs>
+          <w:tab w:val="num" w:pos="5040"/>
+        </w:tabs>
+        <w:ind w:left="5040" w:hanging="360"/>
+      </w:pPr>
+      <w:rPr>
+        <w:rFonts w:ascii="Wingdings" w:hAnsi="Wingdings" w:hint="default"/>
+        <w:sz w:val="20"/>
+      </w:rPr>
+    </w:lvl>
+    <w:lvl w:ilvl="7" w:tentative="1">
+      <w:start w:val="1"/>
+      <w:numFmt w:val="bullet"/>
+      <w:lvlText w:val=""/>
+      <w:lvlJc w:val="left"/>
+      <w:pPr>
+        <w:tabs>
+          <w:tab w:val="num" w:pos="5760"/>
+        </w:tabs>
+        <w:ind w:left="5760" w:hanging="360"/>
+      </w:pPr>
+      <w:rPr>
+        <w:rFonts w:ascii="Wingdings" w:hAnsi="Wingdings" w:hint="default"/>
+        <w:sz w:val="20"/>
+      </w:rPr>
+    </w:lvl>
+    <w:lvl w:ilvl="8" w:tentative="1">
+      <w:start w:val="1"/>
+      <w:numFmt w:val="bullet"/>
+      <w:lvlText w:val=""/>
+      <w:lvlJc w:val="left"/>
+      <w:pPr>
+        <w:tabs>
+          <w:tab w:val="num" w:pos="6480"/>
+        </w:tabs>
+        <w:ind w:left="6480" w:hanging="360"/>
+      </w:pPr>
+      <w:rPr>
+        <w:rFonts w:ascii="Wingdings" w:hAnsi="Wingdings" w:hint="default"/>
+        <w:sz w:val="20"/>
+      </w:rPr>
+    </w:lvl>
+  </w:abstractNum>
+  <w:abstractNum w:abstractNumId="9" w15:restartNumberingAfterBreak="0">
     <w:nsid w:val="4F106DF6"/>
     <w:multiLevelType w:val="multilevel"/>
     <w:tmpl w:val="FFFFFFFF"/>
@@ -6851,7 +7340,7 @@
       </w:rPr>
     </w:lvl>
   </w:abstractNum>
-  <w:abstractNum w:abstractNumId="8" w15:restartNumberingAfterBreak="0">
+  <w:abstractNum w:abstractNumId="10" w15:restartNumberingAfterBreak="0">
     <w:nsid w:val="58BC6B2C"/>
     <w:multiLevelType w:val="multilevel"/>
     <w:tmpl w:val="FFFFFFFF"/>
@@ -7000,7 +7489,7 @@
       </w:rPr>
     </w:lvl>
   </w:abstractNum>
-  <w:abstractNum w:abstractNumId="9" w15:restartNumberingAfterBreak="0">
+  <w:abstractNum w:abstractNumId="11" w15:restartNumberingAfterBreak="0">
     <w:nsid w:val="59F30275"/>
     <w:multiLevelType w:val="multilevel"/>
     <w:tmpl w:val="FFFFFFFF"/>
@@ -7149,7 +7638,156 @@
       </w:rPr>
     </w:lvl>
   </w:abstractNum>
-  <w:abstractNum w:abstractNumId="10" w15:restartNumberingAfterBreak="0">
+  <w:abstractNum w:abstractNumId="12" w15:restartNumberingAfterBreak="0">
+    <w:nsid w:val="60DD400A"/>
+    <w:multiLevelType w:val="multilevel"/>
+    <w:tmpl w:val="17D8319E"/>
+    <w:lvl w:ilvl="0">
+      <w:start w:val="1"/>
+      <w:numFmt w:val="bullet"/>
+      <w:lvlText w:val=""/>
+      <w:lvlJc w:val="left"/>
+      <w:pPr>
+        <w:tabs>
+          <w:tab w:val="num" w:pos="720"/>
+        </w:tabs>
+        <w:ind w:left="720" w:hanging="360"/>
+      </w:pPr>
+      <w:rPr>
+        <w:rFonts w:ascii="Symbol" w:hAnsi="Symbol" w:hint="default"/>
+        <w:sz w:val="20"/>
+      </w:rPr>
+    </w:lvl>
+    <w:lvl w:ilvl="1" w:tentative="1">
+      <w:start w:val="1"/>
+      <w:numFmt w:val="bullet"/>
+      <w:lvlText w:val="o"/>
+      <w:lvlJc w:val="left"/>
+      <w:pPr>
+        <w:tabs>
+          <w:tab w:val="num" w:pos="1440"/>
+        </w:tabs>
+        <w:ind w:left="1440" w:hanging="360"/>
+      </w:pPr>
+      <w:rPr>
+        <w:rFonts w:ascii="Courier New" w:hAnsi="Courier New" w:hint="default"/>
+        <w:sz w:val="20"/>
+      </w:rPr>
+    </w:lvl>
+    <w:lvl w:ilvl="2" w:tentative="1">
+      <w:start w:val="1"/>
+      <w:numFmt w:val="bullet"/>
+      <w:lvlText w:val=""/>
+      <w:lvlJc w:val="left"/>
+      <w:pPr>
+        <w:tabs>
+          <w:tab w:val="num" w:pos="2160"/>
+        </w:tabs>
+        <w:ind w:left="2160" w:hanging="360"/>
+      </w:pPr>
+      <w:rPr>
+        <w:rFonts w:ascii="Wingdings" w:hAnsi="Wingdings" w:hint="default"/>
+        <w:sz w:val="20"/>
+      </w:rPr>
+    </w:lvl>
+    <w:lvl w:ilvl="3" w:tentative="1">
+      <w:start w:val="1"/>
+      <w:numFmt w:val="bullet"/>
+      <w:lvlText w:val=""/>
+      <w:lvlJc w:val="left"/>
+      <w:pPr>
+        <w:tabs>
+          <w:tab w:val="num" w:pos="2880"/>
+        </w:tabs>
+        <w:ind w:left="2880" w:hanging="360"/>
+      </w:pPr>
+      <w:rPr>
+        <w:rFonts w:ascii="Wingdings" w:hAnsi="Wingdings" w:hint="default"/>
+        <w:sz w:val="20"/>
+      </w:rPr>
+    </w:lvl>
+    <w:lvl w:ilvl="4" w:tentative="1">
+      <w:start w:val="1"/>
+      <w:numFmt w:val="bullet"/>
+      <w:lvlText w:val=""/>
+      <w:lvlJc w:val="left"/>
+      <w:pPr>
+        <w:tabs>
+          <w:tab w:val="num" w:pos="3600"/>
+        </w:tabs>
+        <w:ind w:left="3600" w:hanging="360"/>
+      </w:pPr>
+      <w:rPr>
+        <w:rFonts w:ascii="Wingdings" w:hAnsi="Wingdings" w:hint="default"/>
+        <w:sz w:val="20"/>
+      </w:rPr>
+    </w:lvl>
+    <w:lvl w:ilvl="5" w:tentative="1">
+      <w:start w:val="1"/>
+      <w:numFmt w:val="bullet"/>
+      <w:lvlText w:val=""/>
+      <w:lvlJc w:val="left"/>
+      <w:pPr>
+        <w:tabs>
+          <w:tab w:val="num" w:pos="4320"/>
+        </w:tabs>
+        <w:ind w:left="4320" w:hanging="360"/>
+      </w:pPr>
+      <w:rPr>
+        <w:rFonts w:ascii="Wingdings" w:hAnsi="Wingdings" w:hint="default"/>
+        <w:sz w:val="20"/>
+      </w:rPr>
+    </w:lvl>
+    <w:lvl w:ilvl="6" w:tentative="1">
+      <w:start w:val="1"/>
+      <w:numFmt w:val="bullet"/>
+      <w:lvlText w:val=""/>
+      <w:lvlJc w:val="left"/>
+      <w:pPr>
+        <w:tabs>
+          <w:tab w:val="num" w:pos="5040"/>
+        </w:tabs>
+        <w:ind w:left="5040" w:hanging="360"/>
+      </w:pPr>
+      <w:rPr>
+        <w:rFonts w:ascii="Wingdings" w:hAnsi="Wingdings" w:hint="default"/>
+        <w:sz w:val="20"/>
+      </w:rPr>
+    </w:lvl>
+    <w:lvl w:ilvl="7" w:tentative="1">
+      <w:start w:val="1"/>
+      <w:numFmt w:val="bullet"/>
+      <w:lvlText w:val=""/>
+      <w:lvlJc w:val="left"/>
+      <w:pPr>
+        <w:tabs>
+          <w:tab w:val="num" w:pos="5760"/>
+        </w:tabs>
+        <w:ind w:left="5760" w:hanging="360"/>
+      </w:pPr>
+      <w:rPr>
+        <w:rFonts w:ascii="Wingdings" w:hAnsi="Wingdings" w:hint="default"/>
+        <w:sz w:val="20"/>
+      </w:rPr>
+    </w:lvl>
+    <w:lvl w:ilvl="8" w:tentative="1">
+      <w:start w:val="1"/>
+      <w:numFmt w:val="bullet"/>
+      <w:lvlText w:val=""/>
+      <w:lvlJc w:val="left"/>
+      <w:pPr>
+        <w:tabs>
+          <w:tab w:val="num" w:pos="6480"/>
+        </w:tabs>
+        <w:ind w:left="6480" w:hanging="360"/>
+      </w:pPr>
+      <w:rPr>
+        <w:rFonts w:ascii="Wingdings" w:hAnsi="Wingdings" w:hint="default"/>
+        <w:sz w:val="20"/>
+      </w:rPr>
+    </w:lvl>
+  </w:abstractNum>
+  <w:abstractNum w:abstractNumId="13" w15:restartNumberingAfterBreak="0">
     <w:nsid w:val="66BB6AE6"/>
     <w:multiLevelType w:val="multilevel"/>
     <w:tmpl w:val="FFFFFFFF"/>
@@ -7298,7 +7936,7 @@
       </w:rPr>
     </w:lvl>
   </w:abstractNum>
-  <w:abstractNum w:abstractNumId="11" w15:restartNumberingAfterBreak="0">
+  <w:abstractNum w:abstractNumId="14" w15:restartNumberingAfterBreak="0">
     <w:nsid w:val="6D2D1CCE"/>
     <w:multiLevelType w:val="multilevel"/>
     <w:tmpl w:val="FFFFFFFF"/>
@@ -7447,7 +8085,7 @@
       </w:rPr>
     </w:lvl>
   </w:abstractNum>
-  <w:abstractNum w:abstractNumId="12" w15:restartNumberingAfterBreak="0">
+  <w:abstractNum w:abstractNumId="15" w15:restartNumberingAfterBreak="0">
     <w:nsid w:val="71DB411C"/>
     <w:multiLevelType w:val="multilevel"/>
     <w:tmpl w:val="FFFFFFFF"/>
@@ -7596,50 +8234,59 @@
       </w:rPr>
     </w:lvl>
   </w:abstractNum>
-  <w:num w:numId="1" w16cid:durableId="1632831538">
+  <w:num w:numId="1">
+    <w:abstractNumId w:val="11"/>
+  </w:num>
+  <w:num w:numId="2">
+    <w:abstractNumId w:val="3"/>
+  </w:num>
+  <w:num w:numId="3">
+    <w:abstractNumId w:val="6"/>
+  </w:num>
+  <w:num w:numId="4">
+    <w:abstractNumId w:val="13"/>
+  </w:num>
+  <w:num w:numId="5">
+    <w:abstractNumId w:val="7"/>
+  </w:num>
+  <w:num w:numId="6">
+    <w:abstractNumId w:val="10"/>
+  </w:num>
+  <w:num w:numId="7">
+    <w:abstractNumId w:val="2"/>
+  </w:num>
+  <w:num w:numId="8">
+    <w:abstractNumId w:val="15"/>
+  </w:num>
+  <w:num w:numId="9">
+    <w:abstractNumId w:val="1"/>
+  </w:num>
+  <w:num w:numId="10">
+    <w:abstractNumId w:val="4"/>
+  </w:num>
+  <w:num w:numId="11">
     <w:abstractNumId w:val="9"/>
   </w:num>
-  <w:num w:numId="2" w16cid:durableId="1969581955">
-    <w:abstractNumId w:val="2"/>
+  <w:num w:numId="12">
+    <w:abstractNumId w:val="14"/>
   </w:num>
-  <w:num w:numId="3" w16cid:durableId="957836834">
+  <w:num w:numId="13">
     <w:abstractNumId w:val="5"/>
   </w:num>
-  <w:num w:numId="4" w16cid:durableId="935018765">
-    <w:abstractNumId w:val="10"/>
+  <w:num w:numId="14">
+    <w:abstractNumId w:val="0"/>
   </w:num>
-  <w:num w:numId="5" w16cid:durableId="770705263">
-    <w:abstractNumId w:val="6"/>
-  </w:num>
-  <w:num w:numId="6" w16cid:durableId="1137719236">
-    <w:abstractNumId w:val="8"/>
-  </w:num>
-  <w:num w:numId="7" w16cid:durableId="676005984">
-    <w:abstractNumId w:val="1"/>
-  </w:num>
-  <w:num w:numId="8" w16cid:durableId="491337962">
+  <w:num w:numId="15">
     <w:abstractNumId w:val="12"/>
   </w:num>
-  <w:num w:numId="9" w16cid:durableId="1611552547">
-    <w:abstractNumId w:val="0"/>
-  </w:num>
-  <w:num w:numId="10" w16cid:durableId="299311391">
-    <w:abstractNumId w:val="3"/>
-  </w:num>
-  <w:num w:numId="11" w16cid:durableId="1306547938">
-    <w:abstractNumId w:val="7"/>
-  </w:num>
-  <w:num w:numId="12" w16cid:durableId="999039243">
-    <w:abstractNumId w:val="11"/>
-  </w:num>
-  <w:num w:numId="13" w16cid:durableId="1609971930">
-    <w:abstractNumId w:val="4"/>
+  <w:num w:numId="16">
+    <w:abstractNumId w:val="8"/>
   </w:num>
 </w:numbering>
 </file>
 
 <file path=word/styles.xml><?xml version="1.0" encoding="utf-8"?>
-<w:styles xmlns:mc="http://schemas.openxmlformats.org/markup-compatibility/2006" xmlns:r="http://schemas.openxmlformats.org/officeDocument/2006/relationships" xmlns:w="http://schemas.openxmlformats.org/wordprocessingml/2006/main" xmlns:w14="http://schemas.microsoft.com/office/word/2010/wordml" xmlns:w15="http://schemas.microsoft.com/office/word/2012/wordml" xmlns:w16cex="http://schemas.microsoft.com/office/word/2018/wordml/cex" xmlns:w16cid="http://schemas.microsoft.com/office/word/2016/wordml/cid" xmlns:w16="http://schemas.microsoft.com/office/word/2018/wordml" xmlns:w16du="http://schemas.microsoft.com/office/word/2023/wordml/word16du" xmlns:w16sdtdh="http://schemas.microsoft.com/office/word/2020/wordml/sdtdatahash" xmlns:w16sdtfl="http://schemas.microsoft.com/office/word/2024/wordml/sdtformatlock" xmlns:w16se="http://schemas.microsoft.com/office/word/2015/wordml/symex" mc:Ignorable="w14 w15 w16se w16cid w16 w16cex w16sdtdh w16sdtfl w16du">
+<w:styles xmlns:mc="http://schemas.openxmlformats.org/markup-compatibility/2006" xmlns:r="http://schemas.openxmlformats.org/officeDocument/2006/relationships" xmlns:w="http://schemas.openxmlformats.org/wordprocessingml/2006/main" xmlns:w14="http://schemas.microsoft.com/office/word/2010/wordml" xmlns:w15="http://schemas.microsoft.com/office/word/2012/wordml" xmlns:w16cid="http://schemas.microsoft.com/office/word/2016/wordml/cid" xmlns:w16se="http://schemas.microsoft.com/office/word/2015/wordml/symex" mc:Ignorable="w14 w15 w16se w16cid">
   <w:docDefaults>
     <w:rPrDefault>
       <w:rPr>
@@ -7657,7 +8304,7 @@
       </w:pPr>
     </w:pPrDefault>
   </w:docDefaults>
-  <w:latentStyles w:defLockedState="0" w:defUIPriority="99" w:defSemiHidden="0" w:defUnhideWhenUsed="0" w:defQFormat="0" w:count="376">
+  <w:latentStyles w:defLockedState="0" w:defUIPriority="99" w:defSemiHidden="0" w:defUnhideWhenUsed="0" w:defQFormat="0" w:count="375">
     <w:lsdException w:name="Normal" w:uiPriority="0" w:qFormat="1"/>
     <w:lsdException w:name="heading 1" w:uiPriority="9" w:qFormat="1"/>
     <w:lsdException w:name="heading 2" w:semiHidden="1" w:uiPriority="9" w:unhideWhenUsed="1" w:qFormat="1"/>
@@ -8033,7 +8680,6 @@
     <w:lsdException w:name="Smart Hyperlink" w:semiHidden="1" w:unhideWhenUsed="1"/>
     <w:lsdException w:name="Hashtag" w:semiHidden="1" w:unhideWhenUsed="1"/>
     <w:lsdException w:name="Unresolved Mention" w:semiHidden="1" w:unhideWhenUsed="1"/>
-    <w:lsdException w:name="Smart Link" w:semiHidden="1" w:unhideWhenUsed="1"/>
   </w:latentStyles>
   <w:style w:type="paragraph" w:default="1" w:styleId="Normal">
     <w:name w:val="Normal"/>
